--- a/Multi-Agent System for Market Research and Use Case Generation Report.docx
+++ b/Multi-Agent System for Market Research and Use Case Generation Report.docx
@@ -12,7 +12,7 @@
           <w:szCs w:val="62"/>
         </w:rPr>
       </w:pPr>
-      <w:bookmarkStart w:colFirst="0" w:colLast="0" w:name="_ax7gtna54uh" w:id="0"/>
+      <w:bookmarkStart w:colFirst="0" w:colLast="0" w:name="_heading=h.s1ki66uo1x7j" w:id="0"/>
       <w:bookmarkEnd w:id="0"/>
       <w:r>
         <w:rPr>
@@ -26,1068 +26,25 @@
     </w:p>
     <w:p>
       <w:pPr>
-        <w:pStyle w:val="Heading2"/>
-        <w:numPr>
-          <w:ilvl w:val="0"/>
-          <w:numId w:val="7"/>
-        </w:numPr>
-        <w:ind w:left="720" w:hanging="360"/>
-        <w:jc w:val="both"/>
-        <w:rPr>
-          <w:rFonts w:ascii="Times" w:cs="Times" w:eastAsia="Times" w:hAnsi="Times"/>
-        </w:rPr>
-      </w:pPr>
-      <w:bookmarkStart w:colFirst="0" w:colLast="0" w:name="_mdnd61qveqdx" w:id="1"/>
-      <w:bookmarkEnd w:id="1"/>
-      <w:r>
-        <w:rPr>
-          <w:rFonts w:ascii="Times" w:cs="Times" w:eastAsia="Times" w:hAnsi="Times"/>
-          <w:rtl w:val="0"/>
-        </w:rPr>
-        <w:t xml:space="preserve">Introduction</w:t>
-      </w:r>
-    </w:p>
-    <w:p>
-      <w:pPr>
-        <w:spacing w:after="240" w:before="240" w:lineRule="auto"/>
-        <w:jc w:val="both"/>
-        <w:rPr>
-          <w:rFonts w:ascii="Times" w:cs="Times" w:eastAsia="Times" w:hAnsi="Times"/>
-          <w:sz w:val="24"/>
-          <w:szCs w:val="24"/>
-        </w:rPr>
-      </w:pPr>
-      <w:r>
-        <w:rPr>
-          <w:rFonts w:ascii="Times" w:cs="Times" w:eastAsia="Times" w:hAnsi="Times"/>
-          <w:sz w:val="24"/>
-          <w:szCs w:val="24"/>
-          <w:rtl w:val="0"/>
-        </w:rPr>
-        <w:t xml:space="preserve">The integration of Artificial Intelligence (AI), especially Generative AI (GenAI), into business and market analysis is becoming increasingly prominent. While traditional AI systems—often operating as single entities—have proven useful, they face limitations when addressing the complex and multifaceted nature of real-world tasks. To overcome these challenges, multi-agent systems (MAS) have emerged. These systems leverage the power of collaboration and specialization by utilizing multiple autonomous agents working together to achieve a common objective. This collaborative framework mirrors the effectiveness of human teams, enabling distributed cognitive load and focused expertise. The evolution from single-agent to multi-agent architectures signifies a shift toward more sophisticated problem-solving strategies.</w:t>
-      </w:r>
-    </w:p>
-    <w:p>
-      <w:pPr>
-        <w:spacing w:after="240" w:before="240" w:lineRule="auto"/>
-        <w:jc w:val="both"/>
-        <w:rPr>
-          <w:rFonts w:ascii="Times" w:cs="Times" w:eastAsia="Times" w:hAnsi="Times"/>
-          <w:sz w:val="24"/>
-          <w:szCs w:val="24"/>
-        </w:rPr>
-      </w:pPr>
-      <w:r>
-        <w:rPr>
-          <w:rFonts w:ascii="Times" w:cs="Times" w:eastAsia="Times" w:hAnsi="Times"/>
-          <w:sz w:val="24"/>
-          <w:szCs w:val="24"/>
-          <w:rtl w:val="0"/>
-        </w:rPr>
-        <w:t xml:space="preserve">This report outlines the methodology, results, and conclusions derived from an analysis of a "Market Research &amp; Use Case Generation Agent." The focus is on the system’s multi-agent architecture—its components, their individual roles, the workflow governing their interactions, the external resources employed, expected outputs, performance evaluation criteria, and an architectural flowchart.</w:t>
-      </w:r>
-    </w:p>
-    <w:p>
-      <w:pPr>
-        <w:pStyle w:val="Heading2"/>
-        <w:numPr>
-          <w:ilvl w:val="0"/>
-          <w:numId w:val="1"/>
-        </w:numPr>
-        <w:spacing w:after="240" w:before="240" w:lineRule="auto"/>
-        <w:ind w:left="720" w:hanging="360"/>
-        <w:jc w:val="both"/>
+        <w:jc w:val="center"/>
         <w:rPr/>
       </w:pPr>
-      <w:bookmarkStart w:colFirst="0" w:colLast="0" w:name="_cxyh49ddg3h3" w:id="2"/>
-      <w:bookmarkEnd w:id="2"/>
-      <w:r>
-        <w:rPr>
-          <w:rtl w:val="0"/>
-        </w:rPr>
-        <w:t xml:space="preserve">Deconstructing the Multi-Agent Architecture</w:t>
-      </w:r>
-    </w:p>
-    <w:p>
-      <w:pPr>
-        <w:spacing w:after="240" w:before="240" w:lineRule="auto"/>
-        <w:jc w:val="both"/>
-        <w:rPr>
-          <w:rFonts w:ascii="Times" w:cs="Times" w:eastAsia="Times" w:hAnsi="Times"/>
-          <w:sz w:val="24"/>
-          <w:szCs w:val="24"/>
-        </w:rPr>
-      </w:pPr>
-      <w:r>
-        <w:rPr>
-          <w:rFonts w:ascii="Times" w:cs="Times" w:eastAsia="Times" w:hAnsi="Times"/>
-          <w:sz w:val="24"/>
-          <w:szCs w:val="24"/>
-          <w:rtl w:val="0"/>
-        </w:rPr>
-        <w:t xml:space="preserve">The "Market Research &amp; Use Case Generation Agent" is a modular multi-agent system comprising three specialized, interconnected agents. Each agent plays a distinct role in the overarching goal of generating relevant AI and GenAI use cases for a target company or industry:</w:t>
-      </w:r>
-    </w:p>
-    <w:p>
-      <w:pPr>
-        <w:numPr>
-          <w:ilvl w:val="0"/>
-          <w:numId w:val="2"/>
-        </w:numPr>
-        <w:spacing w:after="0" w:afterAutospacing="0" w:before="240" w:lineRule="auto"/>
-        <w:ind w:left="720" w:hanging="360"/>
-        <w:jc w:val="both"/>
-        <w:rPr>
-          <w:rFonts w:ascii="Google Sans" w:cs="Google Sans" w:eastAsia="Google Sans" w:hAnsi="Google Sans"/>
-          <w:sz w:val="24"/>
-          <w:szCs w:val="24"/>
-        </w:rPr>
-      </w:pPr>
-      <w:r>
-        <w:rPr>
-          <w:rFonts w:ascii="Times" w:cs="Times" w:eastAsia="Times" w:hAnsi="Times"/>
-          <w:b w:val="1"/>
-          <w:sz w:val="24"/>
-          <w:szCs w:val="24"/>
-          <w:rtl w:val="0"/>
-        </w:rPr>
-        <w:t xml:space="preserve">Research the Industry or the Company</w:t>
-      </w:r>
-      <w:r>
-        <w:rPr>
-          <w:rFonts w:ascii="Times" w:cs="Times" w:eastAsia="Times" w:hAnsi="Times"/>
-          <w:sz w:val="24"/>
-          <w:szCs w:val="24"/>
-          <w:rtl w:val="0"/>
-        </w:rPr>
-        <w:t xml:space="preserve">: Gathers foundational insights and industry-specific information.</w:t>
-        <w:br w:type="textWrapping"/>
-      </w:r>
-    </w:p>
-    <w:p>
-      <w:pPr>
-        <w:numPr>
-          <w:ilvl w:val="0"/>
-          <w:numId w:val="2"/>
-        </w:numPr>
-        <w:spacing w:after="0" w:afterAutospacing="0" w:before="0" w:beforeAutospacing="0" w:lineRule="auto"/>
-        <w:ind w:left="720" w:hanging="360"/>
-        <w:jc w:val="both"/>
-        <w:rPr>
-          <w:rFonts w:ascii="Google Sans" w:cs="Google Sans" w:eastAsia="Google Sans" w:hAnsi="Google Sans"/>
-          <w:sz w:val="24"/>
-          <w:szCs w:val="24"/>
-        </w:rPr>
-      </w:pPr>
-      <w:r>
-        <w:rPr>
-          <w:rFonts w:ascii="Times" w:cs="Times" w:eastAsia="Times" w:hAnsi="Times"/>
-          <w:b w:val="1"/>
-          <w:sz w:val="24"/>
-          <w:szCs w:val="24"/>
-          <w:rtl w:val="0"/>
-        </w:rPr>
-        <w:t xml:space="preserve">Use Case Generation</w:t>
-      </w:r>
-      <w:r>
-        <w:rPr>
-          <w:rFonts w:ascii="Times" w:cs="Times" w:eastAsia="Times" w:hAnsi="Times"/>
-          <w:sz w:val="24"/>
-          <w:szCs w:val="24"/>
-          <w:rtl w:val="0"/>
-        </w:rPr>
-        <w:t xml:space="preserve">: Analyzes gathered data and formulates relevant AI and GenAI use cases.</w:t>
-        <w:br w:type="textWrapping"/>
-      </w:r>
-    </w:p>
-    <w:p>
-      <w:pPr>
-        <w:numPr>
-          <w:ilvl w:val="0"/>
-          <w:numId w:val="2"/>
-        </w:numPr>
-        <w:spacing w:after="240" w:before="0" w:beforeAutospacing="0" w:lineRule="auto"/>
-        <w:ind w:left="720" w:hanging="360"/>
-        <w:jc w:val="both"/>
-        <w:rPr>
-          <w:rFonts w:ascii="Google Sans" w:cs="Google Sans" w:eastAsia="Google Sans" w:hAnsi="Google Sans"/>
-          <w:sz w:val="24"/>
-          <w:szCs w:val="24"/>
-        </w:rPr>
-      </w:pPr>
-      <w:r>
-        <w:rPr>
-          <w:rFonts w:ascii="Times" w:cs="Times" w:eastAsia="Times" w:hAnsi="Times"/>
-          <w:b w:val="1"/>
-          <w:sz w:val="24"/>
-          <w:szCs w:val="24"/>
-          <w:rtl w:val="0"/>
-        </w:rPr>
-        <w:t xml:space="preserve">Resource Asset Collection</w:t>
-      </w:r>
-      <w:r>
-        <w:rPr>
-          <w:rFonts w:ascii="Times" w:cs="Times" w:eastAsia="Times" w:hAnsi="Times"/>
-          <w:sz w:val="24"/>
-          <w:szCs w:val="24"/>
-          <w:rtl w:val="0"/>
-        </w:rPr>
-        <w:t xml:space="preserve">: Identifies and compiles supporting resources necessary for implementing the generated use cases.</w:t>
-        <w:br w:type="textWrapping"/>
-      </w:r>
-    </w:p>
-    <w:p>
-      <w:pPr>
-        <w:spacing w:after="240" w:before="240" w:lineRule="auto"/>
-        <w:jc w:val="both"/>
-        <w:rPr>
-          <w:rFonts w:ascii="Times" w:cs="Times" w:eastAsia="Times" w:hAnsi="Times"/>
-          <w:sz w:val="24"/>
-          <w:szCs w:val="24"/>
-        </w:rPr>
-      </w:pPr>
-      <w:r>
-        <w:rPr>
-          <w:rFonts w:ascii="Times" w:cs="Times" w:eastAsia="Times" w:hAnsi="Times"/>
-          <w:sz w:val="24"/>
-          <w:szCs w:val="24"/>
-          <w:rtl w:val="0"/>
-        </w:rPr>
-        <w:t xml:space="preserve">This design reflects the principle of separation of concerns, enhancing the system’s manageability, scalability, and adaptability. Each agent operates independently, enabling focused development and testing. Assigning distinct functions to individual agents allows optimal use of specialized tools or AI models tailored to specific responsibilities.</w:t>
-      </w:r>
-    </w:p>
-    <w:p>
-      <w:pPr>
-        <w:pStyle w:val="Heading2"/>
-        <w:numPr>
-          <w:ilvl w:val="0"/>
-          <w:numId w:val="12"/>
-        </w:numPr>
-        <w:spacing w:after="240" w:before="240" w:lineRule="auto"/>
-        <w:ind w:left="720" w:hanging="360"/>
-        <w:jc w:val="both"/>
+      <w:r>
         <w:rPr/>
-      </w:pPr>
-      <w:bookmarkStart w:colFirst="0" w:colLast="0" w:name="_sz4d3idmtq5s" w:id="3"/>
-      <w:bookmarkEnd w:id="3"/>
-      <w:r>
-        <w:rPr>
-          <w:rtl w:val="0"/>
-        </w:rPr>
-        <w:t xml:space="preserve">Agent-Specific Functions and Responsibilities</w:t>
-      </w:r>
-    </w:p>
-    <w:p>
-      <w:pPr>
-        <w:pStyle w:val="Heading3"/>
-        <w:spacing w:after="240" w:before="240" w:lineRule="auto"/>
-        <w:jc w:val="both"/>
-        <w:rPr/>
-      </w:pPr>
-      <w:bookmarkStart w:colFirst="0" w:colLast="0" w:name="_37isek6pss9r" w:id="4"/>
-      <w:bookmarkEnd w:id="4"/>
-      <w:r>
-        <w:rPr>
-          <w:rtl w:val="0"/>
-        </w:rPr>
-        <w:t xml:space="preserve">3.1. Research the Industry or the Company</w:t>
-      </w:r>
-    </w:p>
-    <w:p>
-      <w:pPr>
-        <w:spacing w:after="240" w:before="240" w:lineRule="auto"/>
-        <w:jc w:val="both"/>
-        <w:rPr>
-          <w:rFonts w:ascii="Times" w:cs="Times" w:eastAsia="Times" w:hAnsi="Times"/>
-          <w:sz w:val="24"/>
-          <w:szCs w:val="24"/>
-        </w:rPr>
-      </w:pPr>
-      <w:r>
-        <w:rPr>
-          <w:rFonts w:ascii="Times" w:cs="Times" w:eastAsia="Times" w:hAnsi="Times"/>
-          <w:sz w:val="24"/>
-          <w:szCs w:val="24"/>
-          <w:rtl w:val="0"/>
-        </w:rPr>
-        <w:t xml:space="preserve">This agent establishes a comprehensive understanding of the target industry or company. Responsibilities include:</w:t>
-      </w:r>
-    </w:p>
-    <w:p>
-      <w:pPr>
-        <w:numPr>
-          <w:ilvl w:val="0"/>
-          <w:numId w:val="8"/>
-        </w:numPr>
-        <w:spacing w:after="0" w:afterAutospacing="0" w:before="240" w:lineRule="auto"/>
-        <w:ind w:left="720" w:hanging="360"/>
-        <w:jc w:val="both"/>
-        <w:rPr>
-          <w:rFonts w:ascii="Times" w:cs="Times" w:eastAsia="Times" w:hAnsi="Times"/>
-          <w:sz w:val="24"/>
-          <w:szCs w:val="24"/>
-        </w:rPr>
-      </w:pPr>
-      <w:r>
-        <w:rPr>
-          <w:rFonts w:ascii="Times" w:cs="Times" w:eastAsia="Times" w:hAnsi="Times"/>
-          <w:sz w:val="24"/>
-          <w:szCs w:val="24"/>
-          <w:rtl w:val="0"/>
-        </w:rPr>
-        <w:t xml:space="preserve">Conducting in-depth research on market size, trends, growth drivers, challenges, and key players.</w:t>
-        <w:br w:type="textWrapping"/>
-      </w:r>
-    </w:p>
-    <w:p>
-      <w:pPr>
-        <w:numPr>
-          <w:ilvl w:val="0"/>
-          <w:numId w:val="8"/>
-        </w:numPr>
-        <w:spacing w:after="0" w:afterAutospacing="0" w:before="0" w:beforeAutospacing="0" w:lineRule="auto"/>
-        <w:ind w:left="720" w:hanging="360"/>
-        <w:jc w:val="both"/>
-        <w:rPr>
-          <w:rFonts w:ascii="Times" w:cs="Times" w:eastAsia="Times" w:hAnsi="Times"/>
-          <w:sz w:val="24"/>
-          <w:szCs w:val="24"/>
-        </w:rPr>
-      </w:pPr>
-      <w:r>
-        <w:rPr>
-          <w:rFonts w:ascii="Times" w:cs="Times" w:eastAsia="Times" w:hAnsi="Times"/>
-          <w:sz w:val="24"/>
-          <w:szCs w:val="24"/>
-          <w:rtl w:val="0"/>
-        </w:rPr>
-        <w:t xml:space="preserve">Identifying competitors, their strategies, market positioning, and adoption of AI and GenAI.</w:t>
-        <w:br w:type="textWrapping"/>
-      </w:r>
-    </w:p>
-    <w:p>
-      <w:pPr>
-        <w:numPr>
-          <w:ilvl w:val="0"/>
-          <w:numId w:val="8"/>
-        </w:numPr>
-        <w:spacing w:after="240" w:before="0" w:beforeAutospacing="0" w:lineRule="auto"/>
-        <w:ind w:left="720" w:hanging="360"/>
-        <w:jc w:val="both"/>
-        <w:rPr>
-          <w:rFonts w:ascii="Times" w:cs="Times" w:eastAsia="Times" w:hAnsi="Times"/>
-          <w:sz w:val="24"/>
-          <w:szCs w:val="24"/>
-        </w:rPr>
-      </w:pPr>
-      <w:r>
-        <w:rPr>
-          <w:rFonts w:ascii="Times" w:cs="Times" w:eastAsia="Times" w:hAnsi="Times"/>
-          <w:sz w:val="24"/>
-          <w:szCs w:val="24"/>
-          <w:rtl w:val="0"/>
-        </w:rPr>
-        <w:t xml:space="preserve">Gathering insights into recent technological advancements and adoption rates of AI within the industry.</w:t>
-        <w:br w:type="textWrapping"/>
-      </w:r>
-    </w:p>
-    <w:p>
-      <w:pPr>
-        <w:spacing w:after="240" w:before="240" w:lineRule="auto"/>
-        <w:jc w:val="both"/>
-        <w:rPr>
-          <w:rFonts w:ascii="Times" w:cs="Times" w:eastAsia="Times" w:hAnsi="Times"/>
-          <w:sz w:val="24"/>
-          <w:szCs w:val="24"/>
-        </w:rPr>
-      </w:pPr>
-      <w:r>
-        <w:rPr>
-          <w:rFonts w:ascii="Times" w:cs="Times" w:eastAsia="Times" w:hAnsi="Times"/>
-          <w:sz w:val="24"/>
-          <w:szCs w:val="24"/>
-          <w:rtl w:val="0"/>
-        </w:rPr>
-        <w:t xml:space="preserve">The goal is to ensure all subsequent analysis is grounded in accurate and current domain-specific information.</w:t>
-      </w:r>
-    </w:p>
-    <w:p>
-      <w:pPr>
-        <w:pStyle w:val="Heading3"/>
-        <w:spacing w:after="240" w:before="240" w:lineRule="auto"/>
-        <w:jc w:val="both"/>
-        <w:rPr/>
-      </w:pPr>
-      <w:bookmarkStart w:colFirst="0" w:colLast="0" w:name="_cqnhkjm46q4g" w:id="5"/>
-      <w:bookmarkEnd w:id="5"/>
-      <w:r>
-        <w:rPr>
-          <w:rtl w:val="0"/>
-        </w:rPr>
-        <w:t xml:space="preserve">3.2. Use Case Generation</w:t>
-      </w:r>
-    </w:p>
-    <w:p>
-      <w:pPr>
-        <w:spacing w:after="240" w:before="240" w:lineRule="auto"/>
-        <w:jc w:val="both"/>
-        <w:rPr>
-          <w:rFonts w:ascii="Times" w:cs="Times" w:eastAsia="Times" w:hAnsi="Times"/>
-          <w:sz w:val="24"/>
-          <w:szCs w:val="24"/>
-        </w:rPr>
-      </w:pPr>
-      <w:r>
-        <w:rPr>
-          <w:rFonts w:ascii="Times" w:cs="Times" w:eastAsia="Times" w:hAnsi="Times"/>
-          <w:sz w:val="24"/>
-          <w:szCs w:val="24"/>
-          <w:rtl w:val="0"/>
-        </w:rPr>
-        <w:t xml:space="preserve">This agent processes insights from the previous agent to generate relevant use cases. Responsibilities include:</w:t>
-      </w:r>
-    </w:p>
-    <w:p>
-      <w:pPr>
-        <w:numPr>
-          <w:ilvl w:val="0"/>
-          <w:numId w:val="10"/>
-        </w:numPr>
-        <w:spacing w:after="0" w:afterAutospacing="0" w:before="240" w:lineRule="auto"/>
-        <w:ind w:left="720" w:hanging="360"/>
-        <w:jc w:val="both"/>
-        <w:rPr>
-          <w:rFonts w:ascii="Times" w:cs="Times" w:eastAsia="Times" w:hAnsi="Times"/>
-          <w:sz w:val="24"/>
-          <w:szCs w:val="24"/>
-        </w:rPr>
-      </w:pPr>
-      <w:r>
-        <w:rPr>
-          <w:rFonts w:ascii="Times" w:cs="Times" w:eastAsia="Times" w:hAnsi="Times"/>
-          <w:sz w:val="24"/>
-          <w:szCs w:val="24"/>
-          <w:rtl w:val="0"/>
-        </w:rPr>
-        <w:t xml:space="preserve">Analyzing market challenges and opportunities where AI/GenAI could add value.</w:t>
-        <w:br w:type="textWrapping"/>
-      </w:r>
-    </w:p>
-    <w:p>
-      <w:pPr>
-        <w:numPr>
-          <w:ilvl w:val="0"/>
-          <w:numId w:val="10"/>
-        </w:numPr>
-        <w:spacing w:after="0" w:afterAutospacing="0" w:before="0" w:beforeAutospacing="0" w:lineRule="auto"/>
-        <w:ind w:left="720" w:hanging="360"/>
-        <w:jc w:val="both"/>
-        <w:rPr>
-          <w:rFonts w:ascii="Times" w:cs="Times" w:eastAsia="Times" w:hAnsi="Times"/>
-          <w:sz w:val="24"/>
-          <w:szCs w:val="24"/>
-        </w:rPr>
-      </w:pPr>
-      <w:r>
-        <w:rPr>
-          <w:rFonts w:ascii="Times" w:cs="Times" w:eastAsia="Times" w:hAnsi="Times"/>
-          <w:sz w:val="24"/>
-          <w:szCs w:val="24"/>
-          <w:rtl w:val="0"/>
-        </w:rPr>
-        <w:t xml:space="preserve">Aligning proposed use cases with market standards, ethical considerations, and regulatory requirements.</w:t>
-        <w:br w:type="textWrapping"/>
-      </w:r>
-    </w:p>
-    <w:p>
-      <w:pPr>
-        <w:numPr>
-          <w:ilvl w:val="0"/>
-          <w:numId w:val="10"/>
-        </w:numPr>
-        <w:spacing w:after="240" w:before="0" w:beforeAutospacing="0" w:lineRule="auto"/>
-        <w:ind w:left="720" w:hanging="360"/>
-        <w:jc w:val="both"/>
-        <w:rPr>
-          <w:rFonts w:ascii="Times" w:cs="Times" w:eastAsia="Times" w:hAnsi="Times"/>
-          <w:sz w:val="24"/>
-          <w:szCs w:val="24"/>
-        </w:rPr>
-      </w:pPr>
-      <w:r>
-        <w:rPr>
-          <w:rFonts w:ascii="Times" w:cs="Times" w:eastAsia="Times" w:hAnsi="Times"/>
-          <w:sz w:val="24"/>
-          <w:szCs w:val="24"/>
-          <w:rtl w:val="0"/>
-        </w:rPr>
-        <w:t xml:space="preserve">Brainstorming and prioritizing use cases based on feasibility, impact, and strategic relevance.</w:t>
-        <w:br w:type="textWrapping"/>
-      </w:r>
-    </w:p>
-    <w:p>
-      <w:pPr>
-        <w:spacing w:after="240" w:before="240" w:lineRule="auto"/>
-        <w:jc w:val="both"/>
-        <w:rPr>
-          <w:rFonts w:ascii="Times" w:cs="Times" w:eastAsia="Times" w:hAnsi="Times"/>
-          <w:sz w:val="24"/>
-          <w:szCs w:val="24"/>
-        </w:rPr>
-      </w:pPr>
-      <w:r>
-        <w:rPr>
-          <w:rFonts w:ascii="Times" w:cs="Times" w:eastAsia="Times" w:hAnsi="Times"/>
-          <w:sz w:val="24"/>
-          <w:szCs w:val="24"/>
-          <w:rtl w:val="0"/>
-        </w:rPr>
-        <w:t xml:space="preserve">The agent bridges business needs with technological capabilities to suggest practical applications.</w:t>
-      </w:r>
-    </w:p>
-    <w:p>
-      <w:pPr>
-        <w:pStyle w:val="Heading3"/>
-        <w:spacing w:after="240" w:before="240" w:lineRule="auto"/>
-        <w:jc w:val="both"/>
-        <w:rPr/>
-      </w:pPr>
-      <w:bookmarkStart w:colFirst="0" w:colLast="0" w:name="_seov74hjpr3s" w:id="6"/>
-      <w:bookmarkEnd w:id="6"/>
-      <w:r>
-        <w:rPr>
-          <w:rtl w:val="0"/>
-        </w:rPr>
-        <w:t xml:space="preserve">3.3. Resource Asset Collection</w:t>
-      </w:r>
-    </w:p>
-    <w:p>
-      <w:pPr>
-        <w:spacing w:after="240" w:before="240" w:lineRule="auto"/>
-        <w:jc w:val="both"/>
-        <w:rPr>
-          <w:rFonts w:ascii="Times" w:cs="Times" w:eastAsia="Times" w:hAnsi="Times"/>
-          <w:sz w:val="24"/>
-          <w:szCs w:val="24"/>
-        </w:rPr>
-      </w:pPr>
-      <w:r>
-        <w:rPr>
-          <w:rFonts w:ascii="Times" w:cs="Times" w:eastAsia="Times" w:hAnsi="Times"/>
-          <w:sz w:val="24"/>
-          <w:szCs w:val="24"/>
-          <w:rtl w:val="0"/>
-        </w:rPr>
-        <w:t xml:space="preserve">This agent transforms use cases into actionable plans by identifying essential implementation resources. Responsibilities include:</w:t>
-      </w:r>
-    </w:p>
-    <w:p>
-      <w:pPr>
-        <w:numPr>
-          <w:ilvl w:val="0"/>
-          <w:numId w:val="11"/>
-        </w:numPr>
-        <w:spacing w:after="0" w:afterAutospacing="0" w:before="240" w:lineRule="auto"/>
-        <w:ind w:left="720" w:hanging="360"/>
-        <w:jc w:val="both"/>
-        <w:rPr>
-          <w:rFonts w:ascii="Times" w:cs="Times" w:eastAsia="Times" w:hAnsi="Times"/>
-          <w:sz w:val="24"/>
-          <w:szCs w:val="24"/>
-        </w:rPr>
-      </w:pPr>
-      <w:r>
-        <w:rPr>
-          <w:rFonts w:ascii="Times" w:cs="Times" w:eastAsia="Times" w:hAnsi="Times"/>
-          <w:sz w:val="24"/>
-          <w:szCs w:val="24"/>
-          <w:rtl w:val="0"/>
-        </w:rPr>
-        <w:t xml:space="preserve">Finding relevant datasets, pre-trained AI models, research papers, and code repositories.</w:t>
-        <w:br w:type="textWrapping"/>
-      </w:r>
-    </w:p>
-    <w:p>
-      <w:pPr>
-        <w:numPr>
-          <w:ilvl w:val="0"/>
-          <w:numId w:val="11"/>
-        </w:numPr>
-        <w:spacing w:after="0" w:afterAutospacing="0" w:before="0" w:beforeAutospacing="0" w:lineRule="auto"/>
-        <w:ind w:left="720" w:hanging="360"/>
-        <w:jc w:val="both"/>
-        <w:rPr>
-          <w:rFonts w:ascii="Times" w:cs="Times" w:eastAsia="Times" w:hAnsi="Times"/>
-          <w:sz w:val="24"/>
-          <w:szCs w:val="24"/>
-        </w:rPr>
-      </w:pPr>
-      <w:r>
-        <w:rPr>
-          <w:rFonts w:ascii="Times" w:cs="Times" w:eastAsia="Times" w:hAnsi="Times"/>
-          <w:sz w:val="24"/>
-          <w:szCs w:val="24"/>
-          <w:rtl w:val="0"/>
-        </w:rPr>
-        <w:t xml:space="preserve">Searching platforms like Kaggle, Hugging Face, GitHub, and academic databases.</w:t>
-        <w:br w:type="textWrapping"/>
-      </w:r>
-    </w:p>
-    <w:p>
-      <w:pPr>
-        <w:numPr>
-          <w:ilvl w:val="0"/>
-          <w:numId w:val="11"/>
-        </w:numPr>
-        <w:spacing w:after="240" w:before="0" w:beforeAutospacing="0" w:lineRule="auto"/>
-        <w:ind w:left="720" w:hanging="360"/>
-        <w:jc w:val="both"/>
-        <w:rPr>
-          <w:rFonts w:ascii="Times" w:cs="Times" w:eastAsia="Times" w:hAnsi="Times"/>
-          <w:sz w:val="24"/>
-          <w:szCs w:val="24"/>
-        </w:rPr>
-      </w:pPr>
-      <w:r>
-        <w:rPr>
-          <w:rFonts w:ascii="Times" w:cs="Times" w:eastAsia="Times" w:hAnsi="Times"/>
-          <w:sz w:val="24"/>
-          <w:szCs w:val="24"/>
-          <w:rtl w:val="0"/>
-        </w:rPr>
-        <w:t xml:space="preserve">Evaluating the quality and relevance of these assets for each proposed use case.</w:t>
-        <w:br w:type="textWrapping"/>
-      </w:r>
-    </w:p>
-    <w:p>
-      <w:pPr>
-        <w:spacing w:after="240" w:before="240" w:lineRule="auto"/>
-        <w:jc w:val="both"/>
-        <w:rPr>
-          <w:rFonts w:ascii="Times" w:cs="Times" w:eastAsia="Times" w:hAnsi="Times"/>
-          <w:sz w:val="24"/>
-          <w:szCs w:val="24"/>
-        </w:rPr>
-      </w:pPr>
-      <w:r>
-        <w:rPr>
-          <w:rFonts w:ascii="Times" w:cs="Times" w:eastAsia="Times" w:hAnsi="Times"/>
-          <w:sz w:val="24"/>
-          <w:szCs w:val="24"/>
-          <w:rtl w:val="0"/>
-        </w:rPr>
-        <w:t xml:space="preserve">This ensures the proposals are grounded in accessible and practical tools.</w:t>
-      </w:r>
-    </w:p>
-    <w:p>
-      <w:pPr>
-        <w:pStyle w:val="Heading2"/>
-        <w:numPr>
-          <w:ilvl w:val="0"/>
-          <w:numId w:val="5"/>
-        </w:numPr>
-        <w:spacing w:after="240" w:before="240" w:lineRule="auto"/>
-        <w:ind w:left="720" w:hanging="360"/>
-        <w:jc w:val="both"/>
-        <w:rPr/>
-      </w:pPr>
-      <w:bookmarkStart w:colFirst="0" w:colLast="0" w:name="_p92kdfmgd1eu" w:id="7"/>
-      <w:bookmarkEnd w:id="7"/>
-      <w:r>
-        <w:rPr>
-          <w:rtl w:val="0"/>
-        </w:rPr>
-        <w:t xml:space="preserve">Orchestrated Workflow and Information Trajectory</w:t>
-      </w:r>
-    </w:p>
-    <w:p>
-      <w:pPr>
-        <w:spacing w:after="240" w:before="240" w:lineRule="auto"/>
-        <w:jc w:val="both"/>
-        <w:rPr>
-          <w:rFonts w:ascii="Times" w:cs="Times" w:eastAsia="Times" w:hAnsi="Times"/>
-          <w:sz w:val="24"/>
-          <w:szCs w:val="24"/>
-        </w:rPr>
-      </w:pPr>
-      <w:r>
-        <w:rPr>
-          <w:rFonts w:ascii="Times" w:cs="Times" w:eastAsia="Times" w:hAnsi="Times"/>
-          <w:sz w:val="24"/>
-          <w:szCs w:val="24"/>
-          <w:rtl w:val="0"/>
-        </w:rPr>
-        <w:t xml:space="preserve">The system follows a sequential workflow, where the output of one agent becomes the input for the next, creating a structured pipeline:</w:t>
-      </w:r>
-    </w:p>
-    <w:p>
-      <w:pPr>
-        <w:numPr>
-          <w:ilvl w:val="0"/>
-          <w:numId w:val="4"/>
-        </w:numPr>
-        <w:spacing w:after="0" w:afterAutospacing="0" w:before="240" w:lineRule="auto"/>
-        <w:ind w:left="720" w:hanging="360"/>
-        <w:jc w:val="both"/>
-        <w:rPr>
-          <w:rFonts w:ascii="Google Sans" w:cs="Google Sans" w:eastAsia="Google Sans" w:hAnsi="Google Sans"/>
-          <w:sz w:val="24"/>
-          <w:szCs w:val="24"/>
-        </w:rPr>
-      </w:pPr>
-      <w:r>
-        <w:rPr>
-          <w:rFonts w:ascii="Times" w:cs="Times" w:eastAsia="Times" w:hAnsi="Times"/>
-          <w:b w:val="1"/>
-          <w:sz w:val="24"/>
-          <w:szCs w:val="24"/>
-          <w:rtl w:val="0"/>
-        </w:rPr>
-        <w:t xml:space="preserve">Step 1: Industry/Company Research</w:t>
-      </w:r>
-      <w:r>
-        <w:rPr>
-          <w:rFonts w:ascii="Times" w:cs="Times" w:eastAsia="Times" w:hAnsi="Times"/>
-          <w:sz w:val="24"/>
-          <w:szCs w:val="24"/>
-          <w:rtl w:val="0"/>
-        </w:rPr>
-        <w:t xml:space="preserve"> – The process begins with collecting foundational data and insights.</w:t>
-        <w:br w:type="textWrapping"/>
-      </w:r>
-    </w:p>
-    <w:p>
-      <w:pPr>
-        <w:numPr>
-          <w:ilvl w:val="0"/>
-          <w:numId w:val="4"/>
-        </w:numPr>
-        <w:spacing w:after="0" w:afterAutospacing="0" w:before="0" w:beforeAutospacing="0" w:lineRule="auto"/>
-        <w:ind w:left="720" w:hanging="360"/>
-        <w:jc w:val="both"/>
-        <w:rPr>
-          <w:rFonts w:ascii="Google Sans" w:cs="Google Sans" w:eastAsia="Google Sans" w:hAnsi="Google Sans"/>
-          <w:sz w:val="24"/>
-          <w:szCs w:val="24"/>
-        </w:rPr>
-      </w:pPr>
-      <w:r>
-        <w:rPr>
-          <w:rFonts w:ascii="Times" w:cs="Times" w:eastAsia="Times" w:hAnsi="Times"/>
-          <w:b w:val="1"/>
-          <w:sz w:val="24"/>
-          <w:szCs w:val="24"/>
-          <w:rtl w:val="0"/>
-        </w:rPr>
-        <w:t xml:space="preserve">Step 2: Use Case Generation</w:t>
-      </w:r>
-      <w:r>
-        <w:rPr>
-          <w:rFonts w:ascii="Times" w:cs="Times" w:eastAsia="Times" w:hAnsi="Times"/>
-          <w:sz w:val="24"/>
-          <w:szCs w:val="24"/>
-          <w:rtl w:val="0"/>
-        </w:rPr>
-        <w:t xml:space="preserve"> – This data is analyzed to generate and prioritize AI/GenAI use cases.</w:t>
-        <w:br w:type="textWrapping"/>
-      </w:r>
-    </w:p>
-    <w:p>
-      <w:pPr>
-        <w:numPr>
-          <w:ilvl w:val="0"/>
-          <w:numId w:val="4"/>
-        </w:numPr>
-        <w:spacing w:after="240" w:before="0" w:beforeAutospacing="0" w:lineRule="auto"/>
-        <w:ind w:left="720" w:hanging="360"/>
-        <w:jc w:val="both"/>
-        <w:rPr>
-          <w:rFonts w:ascii="Google Sans" w:cs="Google Sans" w:eastAsia="Google Sans" w:hAnsi="Google Sans"/>
-          <w:sz w:val="24"/>
-          <w:szCs w:val="24"/>
-        </w:rPr>
-      </w:pPr>
-      <w:r>
-        <w:rPr>
-          <w:rFonts w:ascii="Times" w:cs="Times" w:eastAsia="Times" w:hAnsi="Times"/>
-          <w:b w:val="1"/>
-          <w:sz w:val="24"/>
-          <w:szCs w:val="24"/>
-          <w:rtl w:val="0"/>
-        </w:rPr>
-        <w:t xml:space="preserve">Step 3: Resource Asset Collection</w:t>
-      </w:r>
-      <w:r>
-        <w:rPr>
-          <w:rFonts w:ascii="Times" w:cs="Times" w:eastAsia="Times" w:hAnsi="Times"/>
-          <w:sz w:val="24"/>
-          <w:szCs w:val="24"/>
-          <w:rtl w:val="0"/>
-        </w:rPr>
-        <w:t xml:space="preserve"> – Supporting resources are gathered to enable implementation.</w:t>
-        <w:br w:type="textWrapping"/>
-      </w:r>
-    </w:p>
-    <w:p>
-      <w:pPr>
-        <w:spacing w:after="240" w:before="240" w:lineRule="auto"/>
-        <w:jc w:val="both"/>
-        <w:rPr>
-          <w:rFonts w:ascii="Times" w:cs="Times" w:eastAsia="Times" w:hAnsi="Times"/>
-          <w:sz w:val="24"/>
-          <w:szCs w:val="24"/>
-        </w:rPr>
-      </w:pPr>
-      <w:r>
-        <w:rPr>
-          <w:rFonts w:ascii="Times" w:cs="Times" w:eastAsia="Times" w:hAnsi="Times"/>
-          <w:sz w:val="24"/>
-          <w:szCs w:val="24"/>
-          <w:rtl w:val="0"/>
-        </w:rPr>
-        <w:t xml:space="preserve">This pipeline architecture enables efficiency, modularity, and the possibility of future parallelization or feedback loops. Each agent focuses on its specific domain, improving overall system performance and clarity.</w:t>
-      </w:r>
-    </w:p>
-    <w:p>
-      <w:pPr>
-        <w:pStyle w:val="Heading2"/>
-        <w:numPr>
-          <w:ilvl w:val="0"/>
-          <w:numId w:val="6"/>
-        </w:numPr>
-        <w:spacing w:after="240" w:before="240" w:lineRule="auto"/>
-        <w:ind w:left="720" w:hanging="360"/>
-        <w:jc w:val="both"/>
-        <w:rPr/>
-      </w:pPr>
-      <w:bookmarkStart w:colFirst="0" w:colLast="0" w:name="_q4zuljvup2h" w:id="8"/>
-      <w:bookmarkEnd w:id="8"/>
-      <w:r>
-        <w:rPr>
-          <w:rtl w:val="0"/>
-        </w:rPr>
-        <w:t xml:space="preserve">System Output</w:t>
-      </w:r>
-    </w:p>
-    <w:p>
-      <w:pPr>
-        <w:spacing w:after="240" w:before="240" w:lineRule="auto"/>
-        <w:jc w:val="both"/>
-        <w:rPr>
-          <w:rFonts w:ascii="Times" w:cs="Times" w:eastAsia="Times" w:hAnsi="Times"/>
-          <w:sz w:val="24"/>
-          <w:szCs w:val="24"/>
-        </w:rPr>
-      </w:pPr>
-      <w:r>
-        <w:rPr>
-          <w:rFonts w:ascii="Times" w:cs="Times" w:eastAsia="Times" w:hAnsi="Times"/>
-          <w:sz w:val="24"/>
-          <w:szCs w:val="24"/>
-          <w:rtl w:val="0"/>
-        </w:rPr>
-        <w:t xml:space="preserve">The final output of the system is a prioritized list of AI and GenAI use cases for a given industry or company, accompanied by a collection of supporting resources. These include links to datasets, models, research, and code repositories that provide clear pathways to implementation.</w:t>
-      </w:r>
-    </w:p>
-    <w:p>
-      <w:pPr>
-        <w:spacing w:after="240" w:before="240" w:lineRule="auto"/>
-        <w:jc w:val="both"/>
-        <w:rPr>
-          <w:rFonts w:ascii="Times" w:cs="Times" w:eastAsia="Times" w:hAnsi="Times"/>
-          <w:sz w:val="24"/>
-          <w:szCs w:val="24"/>
-        </w:rPr>
-      </w:pPr>
-      <w:r>
-        <w:rPr>
-          <w:rtl w:val="0"/>
-        </w:rPr>
-      </w:r>
-    </w:p>
-    <w:p>
-      <w:pPr>
-        <w:spacing w:after="240" w:before="240" w:lineRule="auto"/>
-        <w:jc w:val="both"/>
-        <w:rPr>
-          <w:rFonts w:ascii="Times" w:cs="Times" w:eastAsia="Times" w:hAnsi="Times"/>
-          <w:sz w:val="24"/>
-          <w:szCs w:val="24"/>
-        </w:rPr>
-      </w:pPr>
-      <w:r>
-        <w:rPr>
-          <w:rtl w:val="0"/>
-        </w:rPr>
-      </w:r>
-    </w:p>
-    <w:p>
-      <w:pPr>
-        <w:spacing w:after="240" w:before="240" w:lineRule="auto"/>
-        <w:jc w:val="both"/>
-        <w:rPr>
-          <w:rFonts w:ascii="Times" w:cs="Times" w:eastAsia="Times" w:hAnsi="Times"/>
-          <w:sz w:val="24"/>
-          <w:szCs w:val="24"/>
-        </w:rPr>
-      </w:pPr>
-      <w:r>
-        <w:rPr>
-          <w:rtl w:val="0"/>
-        </w:rPr>
-      </w:r>
-    </w:p>
-    <w:p>
-      <w:pPr>
-        <w:spacing w:after="240" w:before="240" w:lineRule="auto"/>
-        <w:jc w:val="both"/>
-        <w:rPr>
-          <w:rFonts w:ascii="Times" w:cs="Times" w:eastAsia="Times" w:hAnsi="Times"/>
-          <w:sz w:val="24"/>
-          <w:szCs w:val="24"/>
-        </w:rPr>
-      </w:pPr>
-      <w:r>
-        <w:rPr>
-          <w:rtl w:val="0"/>
-        </w:rPr>
-      </w:r>
-    </w:p>
-    <w:p>
-      <w:pPr>
-        <w:spacing w:after="240" w:before="240" w:lineRule="auto"/>
-        <w:jc w:val="both"/>
-        <w:rPr>
-          <w:rFonts w:ascii="Times" w:cs="Times" w:eastAsia="Times" w:hAnsi="Times"/>
-          <w:sz w:val="24"/>
-          <w:szCs w:val="24"/>
-        </w:rPr>
-      </w:pPr>
-      <w:r>
-        <w:rPr>
-          <w:rtl w:val="0"/>
-        </w:rPr>
-      </w:r>
-    </w:p>
-    <w:p>
-      <w:pPr>
-        <w:spacing w:after="240" w:before="240" w:lineRule="auto"/>
-        <w:jc w:val="both"/>
-        <w:rPr>
-          <w:rFonts w:ascii="Times" w:cs="Times" w:eastAsia="Times" w:hAnsi="Times"/>
-          <w:sz w:val="24"/>
-          <w:szCs w:val="24"/>
-        </w:rPr>
-      </w:pPr>
-      <w:r>
-        <w:rPr>
-          <w:rtl w:val="0"/>
-        </w:rPr>
-      </w:r>
-    </w:p>
-    <w:p>
-      <w:pPr>
-        <w:spacing w:after="240" w:before="240" w:lineRule="auto"/>
-        <w:jc w:val="both"/>
-        <w:rPr>
-          <w:rFonts w:ascii="Times" w:cs="Times" w:eastAsia="Times" w:hAnsi="Times"/>
-          <w:sz w:val="24"/>
-          <w:szCs w:val="24"/>
-        </w:rPr>
-      </w:pPr>
-      <w:r>
-        <w:rPr>
-          <w:rtl w:val="0"/>
-        </w:rPr>
-      </w:r>
-    </w:p>
-    <w:p>
-      <w:pPr>
-        <w:spacing w:after="240" w:before="240" w:lineRule="auto"/>
-        <w:jc w:val="both"/>
-        <w:rPr>
-          <w:rFonts w:ascii="Times" w:cs="Times" w:eastAsia="Times" w:hAnsi="Times"/>
-          <w:sz w:val="24"/>
-          <w:szCs w:val="24"/>
-        </w:rPr>
-      </w:pPr>
-      <w:r>
-        <w:rPr>
-          <w:rtl w:val="0"/>
-        </w:rPr>
-      </w:r>
-    </w:p>
-    <w:p>
-      <w:pPr>
-        <w:pStyle w:val="Heading2"/>
-        <w:numPr>
-          <w:ilvl w:val="0"/>
-          <w:numId w:val="13"/>
-        </w:numPr>
-        <w:spacing w:after="240" w:before="240" w:lineRule="auto"/>
-        <w:ind w:left="720" w:hanging="360"/>
-        <w:jc w:val="both"/>
-        <w:rPr/>
-      </w:pPr>
-      <w:bookmarkStart w:colFirst="0" w:colLast="0" w:name="_bxuvuh8hm5do" w:id="9"/>
-      <w:bookmarkEnd w:id="9"/>
-      <w:r>
-        <w:rPr>
-          <w:rtl w:val="0"/>
-        </w:rPr>
-        <w:t xml:space="preserve">Architecture</w:t>
-      </w:r>
-    </w:p>
-    <w:p>
-      <w:pPr>
-        <w:spacing w:after="240" w:before="240" w:lineRule="auto"/>
-        <w:jc w:val="both"/>
-        <w:rPr>
-          <w:rFonts w:ascii="Times" w:cs="Times" w:eastAsia="Times" w:hAnsi="Times"/>
-          <w:sz w:val="24"/>
-          <w:szCs w:val="24"/>
-        </w:rPr>
-      </w:pPr>
-      <w:r>
-        <w:rPr>
-          <w:rFonts w:ascii="Times" w:cs="Times" w:eastAsia="Times" w:hAnsi="Times"/>
-          <w:sz w:val="24"/>
-          <w:szCs w:val="24"/>
-          <w:rtl w:val="0"/>
-        </w:rPr>
-        <w:t xml:space="preserve">The architecture can be visualized using a flowchart structured as follows:</w:t>
-      </w:r>
-    </w:p>
-    <w:p>
-      <w:pPr>
-        <w:spacing w:after="240" w:before="240" w:lineRule="auto"/>
-        <w:jc w:val="center"/>
-        <w:rPr>
-          <w:rFonts w:ascii="Times" w:cs="Times" w:eastAsia="Times" w:hAnsi="Times"/>
-          <w:sz w:val="24"/>
-          <w:szCs w:val="24"/>
-        </w:rPr>
-      </w:pPr>
-      <w:r>
-        <w:rPr>
-          <w:rFonts w:ascii="Times" w:cs="Times" w:eastAsia="Times" w:hAnsi="Times"/>
-          <w:sz w:val="24"/>
-          <w:szCs w:val="24"/>
-        </w:rPr>
         <w:drawing>
           <wp:inline distB="114300" distT="114300" distL="114300" distR="114300">
-            <wp:extent cx="3773774" cy="2376488"/>
+            <wp:extent cx="5943600" cy="2832100"/>
             <wp:effectExtent b="0" l="0" r="0" t="0"/>
-            <wp:docPr id="1" name="image2.png"/>
+            <wp:docPr id="7" name="image1.png"/>
             <a:graphic>
               <a:graphicData uri="http://schemas.openxmlformats.org/drawingml/2006/picture">
                 <pic:pic>
                   <pic:nvPicPr>
-                    <pic:cNvPr id="0" name="image2.png"/>
+                    <pic:cNvPr id="0" name="image1.png"/>
                     <pic:cNvPicPr preferRelativeResize="0"/>
                   </pic:nvPicPr>
                   <pic:blipFill>
-                    <a:blip r:embed="rId6"/>
+                    <a:blip r:embed="rId7"/>
                     <a:srcRect b="0" l="0" r="0" t="0"/>
                     <a:stretch>
                       <a:fillRect/>
@@ -1096,7 +53,7 @@
                   <pic:spPr>
                     <a:xfrm>
                       <a:off x="0" y="0"/>
-                      <a:ext cx="3773774" cy="2376488"/>
+                      <a:ext cx="5943600" cy="2832100"/>
                     </a:xfrm>
                     <a:prstGeom prst="rect"/>
                     <a:ln/>
@@ -1109,13 +66,1074 @@
       </w:r>
       <w:r>
         <w:rPr>
-          <w:rFonts w:ascii="Times" w:cs="Times" w:eastAsia="Times" w:hAnsi="Times"/>
-          <w:sz w:val="24"/>
-          <w:szCs w:val="24"/>
+          <w:rtl w:val="0"/>
+        </w:rPr>
+      </w:r>
+    </w:p>
+    <w:p>
+      <w:pPr>
+        <w:jc w:val="center"/>
+        <w:rPr/>
+      </w:pPr>
+      <w:r>
+        <w:rPr>
+          <w:rtl w:val="0"/>
+        </w:rPr>
+      </w:r>
+    </w:p>
+    <w:p>
+      <w:pPr>
+        <w:jc w:val="left"/>
+        <w:rPr/>
+      </w:pPr>
+      <w:r>
+        <w:rPr>
+          <w:b w:val="1"/>
+          <w:rtl w:val="0"/>
+        </w:rPr>
+        <w:t xml:space="preserve">Video Report/Demo:</w:t>
+      </w:r>
+      <w:r>
+        <w:rPr>
           <w:rtl w:val="0"/>
         </w:rPr>
         <w:t xml:space="preserve"> </w:t>
       </w:r>
+      <w:hyperlink r:id="rId8">
+        <w:r>
+          <w:rPr>
+            <w:color w:val="0000ee"/>
+            <w:u w:val="single"/>
+            <w:rtl w:val="0"/>
+          </w:rPr>
+          <w:t xml:space="preserve">Multi-Agent System for AI Planet</w:t>
+        </w:r>
+      </w:hyperlink>
+      <w:r>
+        <w:rPr>
+          <w:rtl w:val="0"/>
+        </w:rPr>
+      </w:r>
+    </w:p>
+    <w:p>
+      <w:pPr>
+        <w:pStyle w:val="Heading2"/>
+        <w:numPr>
+          <w:ilvl w:val="0"/>
+          <w:numId w:val="11"/>
+        </w:numPr>
+        <w:ind w:left="720" w:hanging="360"/>
+        <w:jc w:val="both"/>
+        <w:rPr>
+          <w:rFonts w:ascii="Times" w:cs="Times" w:eastAsia="Times" w:hAnsi="Times"/>
+        </w:rPr>
+      </w:pPr>
+      <w:bookmarkStart w:colFirst="0" w:colLast="0" w:name="_heading=h.f3y5wyl98e9d" w:id="1"/>
+      <w:bookmarkEnd w:id="1"/>
+      <w:r>
+        <w:rPr>
+          <w:rFonts w:ascii="Times" w:cs="Times" w:eastAsia="Times" w:hAnsi="Times"/>
+          <w:rtl w:val="0"/>
+        </w:rPr>
+        <w:t xml:space="preserve">Introduction</w:t>
+      </w:r>
+    </w:p>
+    <w:p>
+      <w:pPr>
+        <w:spacing w:after="240" w:before="240" w:lineRule="auto"/>
+        <w:jc w:val="both"/>
+        <w:rPr>
+          <w:rFonts w:ascii="Times" w:cs="Times" w:eastAsia="Times" w:hAnsi="Times"/>
+          <w:sz w:val="24"/>
+          <w:szCs w:val="24"/>
+        </w:rPr>
+      </w:pPr>
+      <w:r>
+        <w:rPr>
+          <w:rFonts w:ascii="Times" w:cs="Times" w:eastAsia="Times" w:hAnsi="Times"/>
+          <w:sz w:val="24"/>
+          <w:szCs w:val="24"/>
+          <w:rtl w:val="0"/>
+        </w:rPr>
+        <w:t xml:space="preserve">The integration of Artificial Intelligence (AI), especially Generative AI (GenAI), into business and market analysis is becoming increasingly prominent. While traditional AI systems—often operating as single entities—have proven useful, they face limitations when addressing the complex and multifaceted nature of real-world tasks. To overcome these challenges, multi-agent systems (MAS) have emerged. These systems leverage the power of collaboration and specialization by utilizing multiple autonomous agents working together to achieve a common objective. This collaborative framework mirrors the effectiveness of human teams, enabling distributed cognitive load and focused expertise. The evolution from single-agent to multi-agent architectures signifies a shift toward more sophisticated problem-solving strategies.</w:t>
+      </w:r>
+    </w:p>
+    <w:p>
+      <w:pPr>
+        <w:spacing w:after="240" w:before="240" w:lineRule="auto"/>
+        <w:jc w:val="both"/>
+        <w:rPr>
+          <w:rFonts w:ascii="Times" w:cs="Times" w:eastAsia="Times" w:hAnsi="Times"/>
+          <w:sz w:val="24"/>
+          <w:szCs w:val="24"/>
+        </w:rPr>
+      </w:pPr>
+      <w:r>
+        <w:rPr>
+          <w:rFonts w:ascii="Times" w:cs="Times" w:eastAsia="Times" w:hAnsi="Times"/>
+          <w:sz w:val="24"/>
+          <w:szCs w:val="24"/>
+          <w:rtl w:val="0"/>
+        </w:rPr>
+        <w:t xml:space="preserve">This report outlines the methodology, results, and conclusions derived from an analysis of a "Market Research &amp; Use Case Generation Agent." The focus is on the system’s multi-agent architecture—its components, their individual roles, the workflow governing their interactions, the external resources employed, expected outputs, performance evaluation criteria, and an architectural flowchart</w:t>
+      </w:r>
+    </w:p>
+    <w:p>
+      <w:pPr>
+        <w:spacing w:after="240" w:before="240" w:lineRule="auto"/>
+        <w:jc w:val="both"/>
+        <w:rPr>
+          <w:rFonts w:ascii="Times" w:cs="Times" w:eastAsia="Times" w:hAnsi="Times"/>
+          <w:sz w:val="24"/>
+          <w:szCs w:val="24"/>
+        </w:rPr>
+      </w:pPr>
+      <w:r>
+        <w:rPr>
+          <w:rFonts w:ascii="Times" w:cs="Times" w:eastAsia="Times" w:hAnsi="Times"/>
+          <w:sz w:val="24"/>
+          <w:szCs w:val="24"/>
+          <w:rtl w:val="0"/>
+        </w:rPr>
+        <w:t xml:space="preserve">.</w:t>
+      </w:r>
+    </w:p>
+    <w:p>
+      <w:pPr>
+        <w:pStyle w:val="Heading2"/>
+        <w:numPr>
+          <w:ilvl w:val="0"/>
+          <w:numId w:val="1"/>
+        </w:numPr>
+        <w:spacing w:after="240" w:before="240" w:lineRule="auto"/>
+        <w:ind w:left="720" w:hanging="360"/>
+        <w:jc w:val="both"/>
+        <w:rPr/>
+      </w:pPr>
+      <w:bookmarkStart w:colFirst="0" w:colLast="0" w:name="_heading=h.qb1433duxwcf" w:id="2"/>
+      <w:bookmarkEnd w:id="2"/>
+      <w:r>
+        <w:rPr>
+          <w:rtl w:val="0"/>
+        </w:rPr>
+        <w:t xml:space="preserve">Deconstructing the Multi-Agent Architecture</w:t>
+      </w:r>
+    </w:p>
+    <w:p>
+      <w:pPr>
+        <w:spacing w:after="240" w:before="240" w:lineRule="auto"/>
+        <w:jc w:val="both"/>
+        <w:rPr>
+          <w:rFonts w:ascii="Times" w:cs="Times" w:eastAsia="Times" w:hAnsi="Times"/>
+          <w:sz w:val="24"/>
+          <w:szCs w:val="24"/>
+        </w:rPr>
+      </w:pPr>
+      <w:r>
+        <w:rPr>
+          <w:rFonts w:ascii="Times" w:cs="Times" w:eastAsia="Times" w:hAnsi="Times"/>
+          <w:sz w:val="24"/>
+          <w:szCs w:val="24"/>
+          <w:rtl w:val="0"/>
+        </w:rPr>
+        <w:t xml:space="preserve">The "Market Research &amp; Use Case Generation Agent" is a modular multi-agent system comprising three specialized, interconnected agents. Each agent plays a distinct role in the overarching goal of generating relevant AI and GenAI use cases for a target company or industry:</w:t>
+      </w:r>
+    </w:p>
+    <w:p>
+      <w:pPr>
+        <w:numPr>
+          <w:ilvl w:val="0"/>
+          <w:numId w:val="6"/>
+        </w:numPr>
+        <w:spacing w:after="0" w:before="240" w:lineRule="auto"/>
+        <w:ind w:left="720" w:hanging="360"/>
+        <w:jc w:val="both"/>
+        <w:rPr>
+          <w:rFonts w:ascii="Arial" w:cs="Arial" w:eastAsia="Arial" w:hAnsi="Arial"/>
+          <w:sz w:val="24"/>
+          <w:szCs w:val="24"/>
+        </w:rPr>
+      </w:pPr>
+      <w:r>
+        <w:rPr>
+          <w:rFonts w:ascii="Times" w:cs="Times" w:eastAsia="Times" w:hAnsi="Times"/>
+          <w:b w:val="1"/>
+          <w:sz w:val="24"/>
+          <w:szCs w:val="24"/>
+          <w:rtl w:val="0"/>
+        </w:rPr>
+        <w:t xml:space="preserve">Research the Industry or the Company</w:t>
+      </w:r>
+      <w:r>
+        <w:rPr>
+          <w:rFonts w:ascii="Times" w:cs="Times" w:eastAsia="Times" w:hAnsi="Times"/>
+          <w:sz w:val="24"/>
+          <w:szCs w:val="24"/>
+          <w:rtl w:val="0"/>
+        </w:rPr>
+        <w:t xml:space="preserve">: Gathers foundational insights and industry-specific information.</w:t>
+        <w:br w:type="textWrapping"/>
+      </w:r>
+      <w:r>
+        <w:rPr>
+          <w:rtl w:val="0"/>
+        </w:rPr>
+      </w:r>
+    </w:p>
+    <w:p>
+      <w:pPr>
+        <w:numPr>
+          <w:ilvl w:val="0"/>
+          <w:numId w:val="6"/>
+        </w:numPr>
+        <w:spacing w:after="0" w:before="0" w:lineRule="auto"/>
+        <w:ind w:left="720" w:hanging="360"/>
+        <w:jc w:val="both"/>
+        <w:rPr>
+          <w:rFonts w:ascii="Arial" w:cs="Arial" w:eastAsia="Arial" w:hAnsi="Arial"/>
+          <w:sz w:val="24"/>
+          <w:szCs w:val="24"/>
+        </w:rPr>
+      </w:pPr>
+      <w:r>
+        <w:rPr>
+          <w:rFonts w:ascii="Times" w:cs="Times" w:eastAsia="Times" w:hAnsi="Times"/>
+          <w:b w:val="1"/>
+          <w:sz w:val="24"/>
+          <w:szCs w:val="24"/>
+          <w:rtl w:val="0"/>
+        </w:rPr>
+        <w:t xml:space="preserve">Use Case Generation</w:t>
+      </w:r>
+      <w:r>
+        <w:rPr>
+          <w:rFonts w:ascii="Times" w:cs="Times" w:eastAsia="Times" w:hAnsi="Times"/>
+          <w:sz w:val="24"/>
+          <w:szCs w:val="24"/>
+          <w:rtl w:val="0"/>
+        </w:rPr>
+        <w:t xml:space="preserve">: Analyzes gathered data and formulates relevant AI and GenAI use cases.</w:t>
+        <w:br w:type="textWrapping"/>
+      </w:r>
+      <w:r>
+        <w:rPr>
+          <w:rtl w:val="0"/>
+        </w:rPr>
+      </w:r>
+    </w:p>
+    <w:p>
+      <w:pPr>
+        <w:numPr>
+          <w:ilvl w:val="0"/>
+          <w:numId w:val="6"/>
+        </w:numPr>
+        <w:spacing w:after="240" w:before="0" w:lineRule="auto"/>
+        <w:ind w:left="720" w:hanging="360"/>
+        <w:jc w:val="both"/>
+        <w:rPr>
+          <w:rFonts w:ascii="Arial" w:cs="Arial" w:eastAsia="Arial" w:hAnsi="Arial"/>
+          <w:sz w:val="24"/>
+          <w:szCs w:val="24"/>
+        </w:rPr>
+      </w:pPr>
+      <w:r>
+        <w:rPr>
+          <w:rFonts w:ascii="Times" w:cs="Times" w:eastAsia="Times" w:hAnsi="Times"/>
+          <w:b w:val="1"/>
+          <w:sz w:val="24"/>
+          <w:szCs w:val="24"/>
+          <w:rtl w:val="0"/>
+        </w:rPr>
+        <w:t xml:space="preserve">Resource Asset Collection</w:t>
+      </w:r>
+      <w:r>
+        <w:rPr>
+          <w:rFonts w:ascii="Times" w:cs="Times" w:eastAsia="Times" w:hAnsi="Times"/>
+          <w:sz w:val="24"/>
+          <w:szCs w:val="24"/>
+          <w:rtl w:val="0"/>
+        </w:rPr>
+        <w:t xml:space="preserve">: Identifies and compiles supporting resources necessary for implementing the generated use cases.</w:t>
+        <w:br w:type="textWrapping"/>
+      </w:r>
+      <w:r>
+        <w:rPr>
+          <w:rtl w:val="0"/>
+        </w:rPr>
+      </w:r>
+    </w:p>
+    <w:p>
+      <w:pPr>
+        <w:spacing w:after="240" w:before="240" w:lineRule="auto"/>
+        <w:jc w:val="both"/>
+        <w:rPr>
+          <w:rFonts w:ascii="Times" w:cs="Times" w:eastAsia="Times" w:hAnsi="Times"/>
+          <w:sz w:val="24"/>
+          <w:szCs w:val="24"/>
+        </w:rPr>
+      </w:pPr>
+      <w:r>
+        <w:rPr>
+          <w:rFonts w:ascii="Times" w:cs="Times" w:eastAsia="Times" w:hAnsi="Times"/>
+          <w:sz w:val="24"/>
+          <w:szCs w:val="24"/>
+          <w:rtl w:val="0"/>
+        </w:rPr>
+        <w:t xml:space="preserve">This design reflects the principle of separation of concerns, enhancing the system’s manageability, scalability, and adaptability. Each agent operates independently, enabling focused development and testing. Assigning distinct functions to individual agents allows optimal use of specialized tools or AI models tailored to specific responsibilities.</w:t>
+      </w:r>
+    </w:p>
+    <w:p>
+      <w:pPr>
+        <w:pStyle w:val="Heading2"/>
+        <w:spacing w:after="240" w:before="240" w:lineRule="auto"/>
+        <w:ind w:left="720" w:firstLine="0"/>
+        <w:jc w:val="both"/>
+        <w:rPr/>
+      </w:pPr>
+      <w:bookmarkStart w:colFirst="0" w:colLast="0" w:name="_heading=h.pp2hywjlh6ot" w:id="3"/>
+      <w:bookmarkEnd w:id="3"/>
+      <w:r>
+        <w:rPr>
+          <w:rtl w:val="0"/>
+        </w:rPr>
+      </w:r>
+    </w:p>
+    <w:p>
+      <w:pPr>
+        <w:pStyle w:val="Heading2"/>
+        <w:numPr>
+          <w:ilvl w:val="0"/>
+          <w:numId w:val="4"/>
+        </w:numPr>
+        <w:spacing w:after="240" w:before="240" w:lineRule="auto"/>
+        <w:ind w:left="720" w:hanging="360"/>
+        <w:jc w:val="both"/>
+        <w:rPr/>
+      </w:pPr>
+      <w:bookmarkStart w:colFirst="0" w:colLast="0" w:name="_heading=h.iw2ac45jm28i" w:id="4"/>
+      <w:bookmarkEnd w:id="4"/>
+      <w:r>
+        <w:rPr>
+          <w:rtl w:val="0"/>
+        </w:rPr>
+        <w:t xml:space="preserve">Agent-Specific Functions and Responsibilities</w:t>
+      </w:r>
+    </w:p>
+    <w:p>
+      <w:pPr>
+        <w:pStyle w:val="Heading3"/>
+        <w:spacing w:after="240" w:before="240" w:lineRule="auto"/>
+        <w:jc w:val="both"/>
+        <w:rPr/>
+      </w:pPr>
+      <w:bookmarkStart w:colFirst="0" w:colLast="0" w:name="_heading=h.fz99sk1cyq4h" w:id="5"/>
+      <w:bookmarkEnd w:id="5"/>
+      <w:r>
+        <w:rPr>
+          <w:rtl w:val="0"/>
+        </w:rPr>
+        <w:t xml:space="preserve">3.1. Research the Industry or the Company</w:t>
+      </w:r>
+    </w:p>
+    <w:p>
+      <w:pPr>
+        <w:spacing w:after="240" w:before="240" w:lineRule="auto"/>
+        <w:jc w:val="both"/>
+        <w:rPr>
+          <w:rFonts w:ascii="Times" w:cs="Times" w:eastAsia="Times" w:hAnsi="Times"/>
+          <w:sz w:val="24"/>
+          <w:szCs w:val="24"/>
+        </w:rPr>
+      </w:pPr>
+      <w:r>
+        <w:rPr>
+          <w:rFonts w:ascii="Times" w:cs="Times" w:eastAsia="Times" w:hAnsi="Times"/>
+          <w:sz w:val="24"/>
+          <w:szCs w:val="24"/>
+          <w:rtl w:val="0"/>
+        </w:rPr>
+        <w:t xml:space="preserve">This agent establishes a comprehensive understanding of the target industry or company. Responsibilities include:</w:t>
+      </w:r>
+    </w:p>
+    <w:p>
+      <w:pPr>
+        <w:numPr>
+          <w:ilvl w:val="0"/>
+          <w:numId w:val="12"/>
+        </w:numPr>
+        <w:spacing w:after="0" w:before="240" w:lineRule="auto"/>
+        <w:ind w:left="720" w:hanging="360"/>
+        <w:jc w:val="both"/>
+        <w:rPr>
+          <w:rFonts w:ascii="Times" w:cs="Times" w:eastAsia="Times" w:hAnsi="Times"/>
+          <w:sz w:val="24"/>
+          <w:szCs w:val="24"/>
+        </w:rPr>
+      </w:pPr>
+      <w:r>
+        <w:rPr>
+          <w:rFonts w:ascii="Times" w:cs="Times" w:eastAsia="Times" w:hAnsi="Times"/>
+          <w:sz w:val="24"/>
+          <w:szCs w:val="24"/>
+          <w:rtl w:val="0"/>
+        </w:rPr>
+        <w:t xml:space="preserve">Conducting in-depth research on market size, trends, growth drivers, challenges, and key players.</w:t>
+        <w:br w:type="textWrapping"/>
+      </w:r>
+    </w:p>
+    <w:p>
+      <w:pPr>
+        <w:numPr>
+          <w:ilvl w:val="0"/>
+          <w:numId w:val="12"/>
+        </w:numPr>
+        <w:spacing w:after="0" w:before="0" w:lineRule="auto"/>
+        <w:ind w:left="720" w:hanging="360"/>
+        <w:jc w:val="both"/>
+        <w:rPr>
+          <w:rFonts w:ascii="Times" w:cs="Times" w:eastAsia="Times" w:hAnsi="Times"/>
+          <w:sz w:val="24"/>
+          <w:szCs w:val="24"/>
+        </w:rPr>
+      </w:pPr>
+      <w:r>
+        <w:rPr>
+          <w:rFonts w:ascii="Times" w:cs="Times" w:eastAsia="Times" w:hAnsi="Times"/>
+          <w:sz w:val="24"/>
+          <w:szCs w:val="24"/>
+          <w:rtl w:val="0"/>
+        </w:rPr>
+        <w:t xml:space="preserve">Identifying competitors, their strategies, market positioning, and adoption of AI and GenAI.</w:t>
+        <w:br w:type="textWrapping"/>
+      </w:r>
+    </w:p>
+    <w:p>
+      <w:pPr>
+        <w:numPr>
+          <w:ilvl w:val="0"/>
+          <w:numId w:val="12"/>
+        </w:numPr>
+        <w:spacing w:after="240" w:before="0" w:lineRule="auto"/>
+        <w:ind w:left="720" w:hanging="360"/>
+        <w:jc w:val="both"/>
+        <w:rPr>
+          <w:rFonts w:ascii="Times" w:cs="Times" w:eastAsia="Times" w:hAnsi="Times"/>
+          <w:sz w:val="24"/>
+          <w:szCs w:val="24"/>
+        </w:rPr>
+      </w:pPr>
+      <w:r>
+        <w:rPr>
+          <w:rFonts w:ascii="Times" w:cs="Times" w:eastAsia="Times" w:hAnsi="Times"/>
+          <w:sz w:val="24"/>
+          <w:szCs w:val="24"/>
+          <w:rtl w:val="0"/>
+        </w:rPr>
+        <w:t xml:space="preserve">Gathering insights into recent technological advancements and adoption rates of AI within the industry.</w:t>
+        <w:br w:type="textWrapping"/>
+      </w:r>
+    </w:p>
+    <w:p>
+      <w:pPr>
+        <w:spacing w:after="240" w:before="240" w:lineRule="auto"/>
+        <w:jc w:val="both"/>
+        <w:rPr>
+          <w:rFonts w:ascii="Times" w:cs="Times" w:eastAsia="Times" w:hAnsi="Times"/>
+          <w:sz w:val="24"/>
+          <w:szCs w:val="24"/>
+        </w:rPr>
+      </w:pPr>
+      <w:r>
+        <w:rPr>
+          <w:rFonts w:ascii="Times" w:cs="Times" w:eastAsia="Times" w:hAnsi="Times"/>
+          <w:sz w:val="24"/>
+          <w:szCs w:val="24"/>
+          <w:rtl w:val="0"/>
+        </w:rPr>
+        <w:t xml:space="preserve">The goal is to ensure all subsequent analysis is grounded in accurate and current domain-specific information.</w:t>
+      </w:r>
+    </w:p>
+    <w:p>
+      <w:pPr>
+        <w:pStyle w:val="Heading3"/>
+        <w:spacing w:after="240" w:before="240" w:lineRule="auto"/>
+        <w:jc w:val="both"/>
+        <w:rPr/>
+      </w:pPr>
+      <w:bookmarkStart w:colFirst="0" w:colLast="0" w:name="_heading=h.8rjlg1div9mn" w:id="6"/>
+      <w:bookmarkEnd w:id="6"/>
+      <w:r>
+        <w:rPr>
+          <w:rtl w:val="0"/>
+        </w:rPr>
+        <w:t xml:space="preserve">3.2. Use Case Generation</w:t>
+      </w:r>
+    </w:p>
+    <w:p>
+      <w:pPr>
+        <w:spacing w:after="240" w:before="240" w:lineRule="auto"/>
+        <w:jc w:val="both"/>
+        <w:rPr>
+          <w:rFonts w:ascii="Times" w:cs="Times" w:eastAsia="Times" w:hAnsi="Times"/>
+          <w:sz w:val="24"/>
+          <w:szCs w:val="24"/>
+        </w:rPr>
+      </w:pPr>
+      <w:r>
+        <w:rPr>
+          <w:rFonts w:ascii="Times" w:cs="Times" w:eastAsia="Times" w:hAnsi="Times"/>
+          <w:sz w:val="24"/>
+          <w:szCs w:val="24"/>
+          <w:rtl w:val="0"/>
+        </w:rPr>
+        <w:t xml:space="preserve">This agent processes insights from the previous agent to generate relevant use cases. Responsibilities include:</w:t>
+      </w:r>
+    </w:p>
+    <w:p>
+      <w:pPr>
+        <w:numPr>
+          <w:ilvl w:val="0"/>
+          <w:numId w:val="2"/>
+        </w:numPr>
+        <w:spacing w:after="0" w:before="240" w:lineRule="auto"/>
+        <w:ind w:left="720" w:hanging="360"/>
+        <w:jc w:val="both"/>
+        <w:rPr>
+          <w:rFonts w:ascii="Times" w:cs="Times" w:eastAsia="Times" w:hAnsi="Times"/>
+          <w:sz w:val="24"/>
+          <w:szCs w:val="24"/>
+        </w:rPr>
+      </w:pPr>
+      <w:r>
+        <w:rPr>
+          <w:rFonts w:ascii="Times" w:cs="Times" w:eastAsia="Times" w:hAnsi="Times"/>
+          <w:sz w:val="24"/>
+          <w:szCs w:val="24"/>
+          <w:rtl w:val="0"/>
+        </w:rPr>
+        <w:t xml:space="preserve">Analyzing market challenges and opportunities where AI/GenAI could add value.</w:t>
+        <w:br w:type="textWrapping"/>
+      </w:r>
+    </w:p>
+    <w:p>
+      <w:pPr>
+        <w:numPr>
+          <w:ilvl w:val="0"/>
+          <w:numId w:val="2"/>
+        </w:numPr>
+        <w:spacing w:after="0" w:before="0" w:lineRule="auto"/>
+        <w:ind w:left="720" w:hanging="360"/>
+        <w:jc w:val="both"/>
+        <w:rPr>
+          <w:rFonts w:ascii="Times" w:cs="Times" w:eastAsia="Times" w:hAnsi="Times"/>
+          <w:sz w:val="24"/>
+          <w:szCs w:val="24"/>
+        </w:rPr>
+      </w:pPr>
+      <w:r>
+        <w:rPr>
+          <w:rFonts w:ascii="Times" w:cs="Times" w:eastAsia="Times" w:hAnsi="Times"/>
+          <w:sz w:val="24"/>
+          <w:szCs w:val="24"/>
+          <w:rtl w:val="0"/>
+        </w:rPr>
+        <w:t xml:space="preserve">Aligning proposed use cases with market standards, ethical considerations, and regulatory requirements.</w:t>
+        <w:br w:type="textWrapping"/>
+      </w:r>
+    </w:p>
+    <w:p>
+      <w:pPr>
+        <w:numPr>
+          <w:ilvl w:val="0"/>
+          <w:numId w:val="2"/>
+        </w:numPr>
+        <w:spacing w:after="240" w:before="0" w:lineRule="auto"/>
+        <w:ind w:left="720" w:hanging="360"/>
+        <w:jc w:val="both"/>
+        <w:rPr>
+          <w:rFonts w:ascii="Times" w:cs="Times" w:eastAsia="Times" w:hAnsi="Times"/>
+          <w:sz w:val="24"/>
+          <w:szCs w:val="24"/>
+        </w:rPr>
+      </w:pPr>
+      <w:r>
+        <w:rPr>
+          <w:rFonts w:ascii="Times" w:cs="Times" w:eastAsia="Times" w:hAnsi="Times"/>
+          <w:sz w:val="24"/>
+          <w:szCs w:val="24"/>
+          <w:rtl w:val="0"/>
+        </w:rPr>
+        <w:t xml:space="preserve">Brainstorming and prioritizing use cases based on feasibility, impact, and strategic relevance.</w:t>
+        <w:br w:type="textWrapping"/>
+      </w:r>
+    </w:p>
+    <w:p>
+      <w:pPr>
+        <w:spacing w:after="240" w:before="240" w:lineRule="auto"/>
+        <w:jc w:val="both"/>
+        <w:rPr>
+          <w:rFonts w:ascii="Times" w:cs="Times" w:eastAsia="Times" w:hAnsi="Times"/>
+          <w:sz w:val="24"/>
+          <w:szCs w:val="24"/>
+        </w:rPr>
+      </w:pPr>
+      <w:r>
+        <w:rPr>
+          <w:rFonts w:ascii="Times" w:cs="Times" w:eastAsia="Times" w:hAnsi="Times"/>
+          <w:sz w:val="24"/>
+          <w:szCs w:val="24"/>
+          <w:rtl w:val="0"/>
+        </w:rPr>
+        <w:t xml:space="preserve">The agent bridges business needs with technological capabilities to suggest practical applications.</w:t>
+      </w:r>
+    </w:p>
+    <w:p>
+      <w:pPr>
+        <w:pStyle w:val="Heading3"/>
+        <w:spacing w:after="240" w:before="240" w:lineRule="auto"/>
+        <w:jc w:val="both"/>
+        <w:rPr/>
+      </w:pPr>
+      <w:bookmarkStart w:colFirst="0" w:colLast="0" w:name="_heading=h.het8qkaiwknv" w:id="7"/>
+      <w:bookmarkEnd w:id="7"/>
+      <w:r>
+        <w:rPr>
+          <w:rtl w:val="0"/>
+        </w:rPr>
+        <w:t xml:space="preserve">3.3. Resource Asset Collection</w:t>
+      </w:r>
+    </w:p>
+    <w:p>
+      <w:pPr>
+        <w:spacing w:after="240" w:before="240" w:lineRule="auto"/>
+        <w:jc w:val="both"/>
+        <w:rPr>
+          <w:rFonts w:ascii="Times" w:cs="Times" w:eastAsia="Times" w:hAnsi="Times"/>
+          <w:sz w:val="24"/>
+          <w:szCs w:val="24"/>
+        </w:rPr>
+      </w:pPr>
+      <w:r>
+        <w:rPr>
+          <w:rFonts w:ascii="Times" w:cs="Times" w:eastAsia="Times" w:hAnsi="Times"/>
+          <w:sz w:val="24"/>
+          <w:szCs w:val="24"/>
+          <w:rtl w:val="0"/>
+        </w:rPr>
+        <w:t xml:space="preserve">This agent transforms use cases into actionable plans by identifying essential implementation resources. Responsibilities include:</w:t>
+      </w:r>
+    </w:p>
+    <w:p>
+      <w:pPr>
+        <w:numPr>
+          <w:ilvl w:val="0"/>
+          <w:numId w:val="3"/>
+        </w:numPr>
+        <w:spacing w:after="0" w:before="240" w:lineRule="auto"/>
+        <w:ind w:left="720" w:hanging="360"/>
+        <w:jc w:val="both"/>
+        <w:rPr>
+          <w:rFonts w:ascii="Times" w:cs="Times" w:eastAsia="Times" w:hAnsi="Times"/>
+          <w:sz w:val="24"/>
+          <w:szCs w:val="24"/>
+        </w:rPr>
+      </w:pPr>
+      <w:r>
+        <w:rPr>
+          <w:rFonts w:ascii="Times" w:cs="Times" w:eastAsia="Times" w:hAnsi="Times"/>
+          <w:sz w:val="24"/>
+          <w:szCs w:val="24"/>
+          <w:rtl w:val="0"/>
+        </w:rPr>
+        <w:t xml:space="preserve">Finding relevant datasets, pre-trained AI models, research papers, and code repositories.</w:t>
+        <w:br w:type="textWrapping"/>
+      </w:r>
+    </w:p>
+    <w:p>
+      <w:pPr>
+        <w:numPr>
+          <w:ilvl w:val="0"/>
+          <w:numId w:val="3"/>
+        </w:numPr>
+        <w:spacing w:after="0" w:before="0" w:lineRule="auto"/>
+        <w:ind w:left="720" w:hanging="360"/>
+        <w:jc w:val="both"/>
+        <w:rPr>
+          <w:rFonts w:ascii="Times" w:cs="Times" w:eastAsia="Times" w:hAnsi="Times"/>
+          <w:sz w:val="24"/>
+          <w:szCs w:val="24"/>
+        </w:rPr>
+      </w:pPr>
+      <w:r>
+        <w:rPr>
+          <w:rFonts w:ascii="Times" w:cs="Times" w:eastAsia="Times" w:hAnsi="Times"/>
+          <w:sz w:val="24"/>
+          <w:szCs w:val="24"/>
+          <w:rtl w:val="0"/>
+        </w:rPr>
+        <w:t xml:space="preserve">Searching platforms like Kaggle, Hugging Face, GitHub, and academic databases.</w:t>
+        <w:br w:type="textWrapping"/>
+      </w:r>
+    </w:p>
+    <w:p>
+      <w:pPr>
+        <w:numPr>
+          <w:ilvl w:val="0"/>
+          <w:numId w:val="3"/>
+        </w:numPr>
+        <w:spacing w:after="240" w:before="0" w:lineRule="auto"/>
+        <w:ind w:left="720" w:hanging="360"/>
+        <w:jc w:val="both"/>
+        <w:rPr>
+          <w:rFonts w:ascii="Times" w:cs="Times" w:eastAsia="Times" w:hAnsi="Times"/>
+          <w:sz w:val="24"/>
+          <w:szCs w:val="24"/>
+        </w:rPr>
+      </w:pPr>
+      <w:r>
+        <w:rPr>
+          <w:rFonts w:ascii="Times" w:cs="Times" w:eastAsia="Times" w:hAnsi="Times"/>
+          <w:sz w:val="24"/>
+          <w:szCs w:val="24"/>
+          <w:rtl w:val="0"/>
+        </w:rPr>
+        <w:t xml:space="preserve">Evaluating the quality and relevance of these assets for each proposed use case.</w:t>
+        <w:br w:type="textWrapping"/>
+      </w:r>
+    </w:p>
+    <w:p>
+      <w:pPr>
+        <w:spacing w:after="240" w:before="240" w:lineRule="auto"/>
+        <w:jc w:val="both"/>
+        <w:rPr>
+          <w:rFonts w:ascii="Times" w:cs="Times" w:eastAsia="Times" w:hAnsi="Times"/>
+          <w:sz w:val="24"/>
+          <w:szCs w:val="24"/>
+        </w:rPr>
+      </w:pPr>
+      <w:r>
+        <w:rPr>
+          <w:rFonts w:ascii="Times" w:cs="Times" w:eastAsia="Times" w:hAnsi="Times"/>
+          <w:sz w:val="24"/>
+          <w:szCs w:val="24"/>
+          <w:rtl w:val="0"/>
+        </w:rPr>
+        <w:t xml:space="preserve">This ensures the proposals are grounded in accessible and practical tools.</w:t>
+      </w:r>
+    </w:p>
+    <w:p>
+      <w:pPr>
+        <w:spacing w:after="240" w:before="240" w:lineRule="auto"/>
+        <w:jc w:val="both"/>
+        <w:rPr>
+          <w:rFonts w:ascii="Times" w:cs="Times" w:eastAsia="Times" w:hAnsi="Times"/>
+          <w:sz w:val="24"/>
+          <w:szCs w:val="24"/>
+        </w:rPr>
+      </w:pPr>
+      <w:r>
+        <w:rPr>
+          <w:rtl w:val="0"/>
+        </w:rPr>
+      </w:r>
+    </w:p>
+    <w:p>
+      <w:pPr>
+        <w:pStyle w:val="Heading2"/>
+        <w:numPr>
+          <w:ilvl w:val="0"/>
+          <w:numId w:val="9"/>
+        </w:numPr>
+        <w:spacing w:after="240" w:before="240" w:lineRule="auto"/>
+        <w:ind w:left="720" w:hanging="360"/>
+        <w:jc w:val="both"/>
+        <w:rPr/>
+      </w:pPr>
+      <w:bookmarkStart w:colFirst="0" w:colLast="0" w:name="_heading=h.pnlv44qi4yhj" w:id="8"/>
+      <w:bookmarkEnd w:id="8"/>
+      <w:r>
+        <w:rPr>
+          <w:rtl w:val="0"/>
+        </w:rPr>
+        <w:t xml:space="preserve">Orchestrated Workflow and Information Trajectory</w:t>
+      </w:r>
+    </w:p>
+    <w:p>
+      <w:pPr>
+        <w:spacing w:after="240" w:before="240" w:lineRule="auto"/>
+        <w:jc w:val="both"/>
+        <w:rPr>
+          <w:rFonts w:ascii="Times" w:cs="Times" w:eastAsia="Times" w:hAnsi="Times"/>
+          <w:sz w:val="24"/>
+          <w:szCs w:val="24"/>
+        </w:rPr>
+      </w:pPr>
+      <w:r>
+        <w:rPr>
+          <w:rFonts w:ascii="Times" w:cs="Times" w:eastAsia="Times" w:hAnsi="Times"/>
+          <w:sz w:val="24"/>
+          <w:szCs w:val="24"/>
+          <w:rtl w:val="0"/>
+        </w:rPr>
+        <w:t xml:space="preserve">The system follows a sequential workflow, where the output of one agent becomes the input for the next, creating a structured pipeline:</w:t>
+      </w:r>
+    </w:p>
+    <w:p>
+      <w:pPr>
+        <w:numPr>
+          <w:ilvl w:val="0"/>
+          <w:numId w:val="8"/>
+        </w:numPr>
+        <w:spacing w:after="0" w:before="240" w:lineRule="auto"/>
+        <w:ind w:left="720" w:hanging="360"/>
+        <w:jc w:val="both"/>
+        <w:rPr>
+          <w:rFonts w:ascii="Arial" w:cs="Arial" w:eastAsia="Arial" w:hAnsi="Arial"/>
+          <w:sz w:val="24"/>
+          <w:szCs w:val="24"/>
+        </w:rPr>
+      </w:pPr>
+      <w:r>
+        <w:rPr>
+          <w:rFonts w:ascii="Times" w:cs="Times" w:eastAsia="Times" w:hAnsi="Times"/>
+          <w:b w:val="1"/>
+          <w:sz w:val="24"/>
+          <w:szCs w:val="24"/>
+          <w:rtl w:val="0"/>
+        </w:rPr>
+        <w:t xml:space="preserve">Step 1: Industry/Company Research</w:t>
+      </w:r>
+      <w:r>
+        <w:rPr>
+          <w:rFonts w:ascii="Times" w:cs="Times" w:eastAsia="Times" w:hAnsi="Times"/>
+          <w:sz w:val="24"/>
+          <w:szCs w:val="24"/>
+          <w:rtl w:val="0"/>
+        </w:rPr>
+        <w:t xml:space="preserve"> – The process begins with collecting foundational data and insights.</w:t>
+        <w:br w:type="textWrapping"/>
+      </w:r>
+      <w:r>
+        <w:rPr>
+          <w:rtl w:val="0"/>
+        </w:rPr>
+      </w:r>
+    </w:p>
+    <w:p>
+      <w:pPr>
+        <w:numPr>
+          <w:ilvl w:val="0"/>
+          <w:numId w:val="8"/>
+        </w:numPr>
+        <w:spacing w:after="0" w:before="0" w:lineRule="auto"/>
+        <w:ind w:left="720" w:hanging="360"/>
+        <w:jc w:val="both"/>
+        <w:rPr>
+          <w:rFonts w:ascii="Arial" w:cs="Arial" w:eastAsia="Arial" w:hAnsi="Arial"/>
+          <w:sz w:val="24"/>
+          <w:szCs w:val="24"/>
+        </w:rPr>
+      </w:pPr>
+      <w:r>
+        <w:rPr>
+          <w:rFonts w:ascii="Times" w:cs="Times" w:eastAsia="Times" w:hAnsi="Times"/>
+          <w:b w:val="1"/>
+          <w:sz w:val="24"/>
+          <w:szCs w:val="24"/>
+          <w:rtl w:val="0"/>
+        </w:rPr>
+        <w:t xml:space="preserve">Step 2: Use Case Generation</w:t>
+      </w:r>
+      <w:r>
+        <w:rPr>
+          <w:rFonts w:ascii="Times" w:cs="Times" w:eastAsia="Times" w:hAnsi="Times"/>
+          <w:sz w:val="24"/>
+          <w:szCs w:val="24"/>
+          <w:rtl w:val="0"/>
+        </w:rPr>
+        <w:t xml:space="preserve"> – This data is analyzed to generate and prioritize AI/GenAI use cases.</w:t>
+        <w:br w:type="textWrapping"/>
+      </w:r>
+      <w:r>
+        <w:rPr>
+          <w:rtl w:val="0"/>
+        </w:rPr>
+      </w:r>
+    </w:p>
+    <w:p>
+      <w:pPr>
+        <w:numPr>
+          <w:ilvl w:val="0"/>
+          <w:numId w:val="8"/>
+        </w:numPr>
+        <w:spacing w:after="240" w:before="0" w:lineRule="auto"/>
+        <w:ind w:left="720" w:hanging="360"/>
+        <w:jc w:val="both"/>
+        <w:rPr>
+          <w:rFonts w:ascii="Arial" w:cs="Arial" w:eastAsia="Arial" w:hAnsi="Arial"/>
+          <w:sz w:val="24"/>
+          <w:szCs w:val="24"/>
+        </w:rPr>
+      </w:pPr>
+      <w:r>
+        <w:rPr>
+          <w:rFonts w:ascii="Times" w:cs="Times" w:eastAsia="Times" w:hAnsi="Times"/>
+          <w:b w:val="1"/>
+          <w:sz w:val="24"/>
+          <w:szCs w:val="24"/>
+          <w:rtl w:val="0"/>
+        </w:rPr>
+        <w:t xml:space="preserve">Step 3: Resource Asset Collection</w:t>
+      </w:r>
+      <w:r>
+        <w:rPr>
+          <w:rFonts w:ascii="Times" w:cs="Times" w:eastAsia="Times" w:hAnsi="Times"/>
+          <w:sz w:val="24"/>
+          <w:szCs w:val="24"/>
+          <w:rtl w:val="0"/>
+        </w:rPr>
+        <w:t xml:space="preserve"> – Supporting resources are gathered to enable implementation.</w:t>
+        <w:br w:type="textWrapping"/>
+      </w:r>
+      <w:r>
+        <w:rPr>
+          <w:rtl w:val="0"/>
+        </w:rPr>
+      </w:r>
+    </w:p>
+    <w:p>
+      <w:pPr>
+        <w:spacing w:after="240" w:before="240" w:lineRule="auto"/>
+        <w:jc w:val="both"/>
+        <w:rPr>
+          <w:rFonts w:ascii="Times" w:cs="Times" w:eastAsia="Times" w:hAnsi="Times"/>
+          <w:sz w:val="24"/>
+          <w:szCs w:val="24"/>
+        </w:rPr>
+      </w:pPr>
+      <w:r>
+        <w:rPr>
+          <w:rFonts w:ascii="Times" w:cs="Times" w:eastAsia="Times" w:hAnsi="Times"/>
+          <w:sz w:val="24"/>
+          <w:szCs w:val="24"/>
+          <w:rtl w:val="0"/>
+        </w:rPr>
+        <w:t xml:space="preserve">This pipeline architecture enables efficiency, modularity, and the possibility of future parallelization or feedback loops. Each agent focuses on its specific domain, improving overall system performance and clarity.</w:t>
+      </w:r>
+    </w:p>
+    <w:p>
+      <w:pPr>
+        <w:spacing w:after="240" w:before="240" w:lineRule="auto"/>
+        <w:jc w:val="both"/>
+        <w:rPr>
+          <w:rFonts w:ascii="Times" w:cs="Times" w:eastAsia="Times" w:hAnsi="Times"/>
+          <w:sz w:val="24"/>
+          <w:szCs w:val="24"/>
+        </w:rPr>
+      </w:pPr>
+      <w:r>
+        <w:rPr>
+          <w:rtl w:val="0"/>
+        </w:rPr>
+      </w:r>
+    </w:p>
+    <w:p>
+      <w:pPr>
+        <w:pStyle w:val="Heading2"/>
+        <w:numPr>
+          <w:ilvl w:val="0"/>
+          <w:numId w:val="10"/>
+        </w:numPr>
+        <w:spacing w:after="240" w:before="240" w:lineRule="auto"/>
+        <w:ind w:left="720" w:hanging="360"/>
+        <w:jc w:val="both"/>
+        <w:rPr/>
+      </w:pPr>
+      <w:bookmarkStart w:colFirst="0" w:colLast="0" w:name="_heading=h.p9dfb26mf8pt" w:id="9"/>
+      <w:bookmarkEnd w:id="9"/>
+      <w:r>
+        <w:rPr>
+          <w:rtl w:val="0"/>
+        </w:rPr>
+        <w:t xml:space="preserve">System Output</w:t>
+      </w:r>
+    </w:p>
+    <w:p>
+      <w:pPr>
+        <w:spacing w:after="240" w:before="240" w:lineRule="auto"/>
+        <w:jc w:val="both"/>
+        <w:rPr>
+          <w:rFonts w:ascii="Times" w:cs="Times" w:eastAsia="Times" w:hAnsi="Times"/>
+          <w:sz w:val="24"/>
+          <w:szCs w:val="24"/>
+        </w:rPr>
+      </w:pPr>
+      <w:r>
+        <w:rPr>
+          <w:rFonts w:ascii="Times" w:cs="Times" w:eastAsia="Times" w:hAnsi="Times"/>
+          <w:sz w:val="24"/>
+          <w:szCs w:val="24"/>
+          <w:rtl w:val="0"/>
+        </w:rPr>
+        <w:t xml:space="preserve">The final output of the system is a prioritized list of AI and GenAI use cases for a given industry or company, accompanied by a collection of supporting resources. These include links to datasets, models, research, and code repositories that provide clear pathways to implementation.</w:t>
+      </w:r>
+    </w:p>
+    <w:p>
+      <w:pPr>
+        <w:spacing w:after="240" w:before="240" w:lineRule="auto"/>
+        <w:jc w:val="both"/>
+        <w:rPr>
+          <w:rFonts w:ascii="Times" w:cs="Times" w:eastAsia="Times" w:hAnsi="Times"/>
+          <w:sz w:val="24"/>
+          <w:szCs w:val="24"/>
+        </w:rPr>
+      </w:pPr>
+      <w:r>
+        <w:rPr>
+          <w:rtl w:val="0"/>
+        </w:rPr>
+      </w:r>
+    </w:p>
+    <w:p>
+      <w:pPr>
+        <w:pStyle w:val="Heading2"/>
+        <w:numPr>
+          <w:ilvl w:val="0"/>
+          <w:numId w:val="5"/>
+        </w:numPr>
+        <w:spacing w:after="240" w:before="240" w:lineRule="auto"/>
+        <w:ind w:left="720" w:hanging="360"/>
+        <w:jc w:val="both"/>
+        <w:rPr/>
+      </w:pPr>
+      <w:bookmarkStart w:colFirst="0" w:colLast="0" w:name="_heading=h.3g3q3dlv8gf7" w:id="10"/>
+      <w:bookmarkEnd w:id="10"/>
+      <w:r>
+        <w:rPr>
+          <w:rtl w:val="0"/>
+        </w:rPr>
+        <w:t xml:space="preserve">Architecture</w:t>
+      </w:r>
+    </w:p>
+    <w:p>
+      <w:pPr>
+        <w:spacing w:after="240" w:before="240" w:lineRule="auto"/>
+        <w:jc w:val="both"/>
+        <w:rPr>
+          <w:rFonts w:ascii="Times" w:cs="Times" w:eastAsia="Times" w:hAnsi="Times"/>
+          <w:sz w:val="24"/>
+          <w:szCs w:val="24"/>
+        </w:rPr>
+      </w:pPr>
+      <w:r>
+        <w:rPr>
+          <w:rFonts w:ascii="Times" w:cs="Times" w:eastAsia="Times" w:hAnsi="Times"/>
+          <w:sz w:val="24"/>
+          <w:szCs w:val="24"/>
+          <w:rtl w:val="0"/>
+        </w:rPr>
+        <w:t xml:space="preserve">The architecture can be visualized using a flowchart structured as follows:</w:t>
+      </w:r>
     </w:p>
     <w:p>
       <w:pPr>
@@ -1123,29 +1141,6 @@
         <w:jc w:val="center"/>
         <w:rPr>
           <w:rFonts w:ascii="Times" w:cs="Times" w:eastAsia="Times" w:hAnsi="Times"/>
-          <w:b w:val="1"/>
-          <w:sz w:val="24"/>
-          <w:szCs w:val="24"/>
-        </w:rPr>
-      </w:pPr>
-      <w:r>
-        <w:rPr>
-          <w:rFonts w:ascii="Times" w:cs="Times" w:eastAsia="Times" w:hAnsi="Times"/>
-          <w:b w:val="1"/>
-          <w:sz w:val="24"/>
-          <w:szCs w:val="24"/>
-          <w:rtl w:val="0"/>
-        </w:rPr>
-        <w:t xml:space="preserve">a. Arch. of Research Agent and Resource Agent</w:t>
-      </w:r>
-    </w:p>
-    <w:p>
-      <w:pPr>
-        <w:spacing w:after="240" w:before="240" w:lineRule="auto"/>
-        <w:jc w:val="center"/>
-        <w:rPr>
-          <w:rFonts w:ascii="Times" w:cs="Times" w:eastAsia="Times" w:hAnsi="Times"/>
-          <w:b w:val="1"/>
           <w:sz w:val="24"/>
           <w:szCs w:val="24"/>
         </w:rPr>
@@ -1158,19 +1153,19 @@
         </w:rPr>
         <w:drawing>
           <wp:inline distB="114300" distT="114300" distL="114300" distR="114300">
-            <wp:extent cx="2889101" cy="2490788"/>
+            <wp:extent cx="3328988" cy="2101634"/>
             <wp:effectExtent b="0" l="0" r="0" t="0"/>
-            <wp:docPr id="3" name="image1.png"/>
+            <wp:docPr id="4" name="image3.png"/>
             <a:graphic>
               <a:graphicData uri="http://schemas.openxmlformats.org/drawingml/2006/picture">
                 <pic:pic>
                   <pic:nvPicPr>
-                    <pic:cNvPr id="0" name="image1.png"/>
+                    <pic:cNvPr id="0" name="image3.png"/>
                     <pic:cNvPicPr preferRelativeResize="0"/>
                   </pic:nvPicPr>
                   <pic:blipFill>
-                    <a:blip r:embed="rId7"/>
-                    <a:srcRect b="1848" l="2296" r="1590" t="1848"/>
+                    <a:blip r:embed="rId9"/>
+                    <a:srcRect b="0" l="0" r="0" t="0"/>
                     <a:stretch>
                       <a:fillRect/>
                     </a:stretch>
@@ -1178,7 +1173,7 @@
                   <pic:spPr>
                     <a:xfrm>
                       <a:off x="0" y="0"/>
-                      <a:ext cx="2889101" cy="2490788"/>
+                      <a:ext cx="3328988" cy="2101634"/>
                     </a:xfrm>
                     <a:prstGeom prst="rect"/>
                     <a:ln/>
@@ -1192,12 +1187,33 @@
       <w:r>
         <w:rPr>
           <w:rFonts w:ascii="Times" w:cs="Times" w:eastAsia="Times" w:hAnsi="Times"/>
+          <w:sz w:val="24"/>
+          <w:szCs w:val="24"/>
+          <w:rtl w:val="0"/>
+        </w:rPr>
+        <w:t xml:space="preserve"> </w:t>
+      </w:r>
+    </w:p>
+    <w:p>
+      <w:pPr>
+        <w:spacing w:after="240" w:before="240" w:lineRule="auto"/>
+        <w:jc w:val="center"/>
+        <w:rPr>
+          <w:rFonts w:ascii="Times" w:cs="Times" w:eastAsia="Times" w:hAnsi="Times"/>
           <w:b w:val="1"/>
           <w:sz w:val="24"/>
           <w:szCs w:val="24"/>
-          <w:rtl w:val="0"/>
-        </w:rPr>
-        <w:t xml:space="preserve"> </w:t>
+        </w:rPr>
+      </w:pPr>
+      <w:r>
+        <w:rPr>
+          <w:rFonts w:ascii="Times" w:cs="Times" w:eastAsia="Times" w:hAnsi="Times"/>
+          <w:b w:val="1"/>
+          <w:sz w:val="24"/>
+          <w:szCs w:val="24"/>
+          <w:rtl w:val="0"/>
+        </w:rPr>
+        <w:t xml:space="preserve">a. Arch. of Research Agent and Resource Agent</w:t>
       </w:r>
     </w:p>
     <w:p>
@@ -1214,48 +1230,24 @@
       <w:r>
         <w:rPr>
           <w:rFonts w:ascii="Times" w:cs="Times" w:eastAsia="Times" w:hAnsi="Times"/>
-          <w:b w:val="1"/>
-          <w:sz w:val="24"/>
-          <w:szCs w:val="24"/>
-          <w:rtl w:val="0"/>
-        </w:rPr>
-        <w:t xml:space="preserve">b. Arch. of Use Case Generation Agent</w:t>
-      </w:r>
-    </w:p>
-    <w:p>
-      <w:pPr>
-        <w:spacing w:after="240" w:before="240" w:lineRule="auto"/>
-        <w:ind w:left="720" w:firstLine="0"/>
-        <w:jc w:val="center"/>
-        <w:rPr>
-          <w:rFonts w:ascii="Times" w:cs="Times" w:eastAsia="Times" w:hAnsi="Times"/>
-          <w:b w:val="1"/>
-          <w:sz w:val="24"/>
-          <w:szCs w:val="24"/>
-        </w:rPr>
-      </w:pPr>
-      <w:r>
-        <w:rPr>
-          <w:rFonts w:ascii="Times" w:cs="Times" w:eastAsia="Times" w:hAnsi="Times"/>
-          <w:b w:val="1"/>
           <w:sz w:val="24"/>
           <w:szCs w:val="24"/>
         </w:rPr>
         <w:drawing>
           <wp:inline distB="114300" distT="114300" distL="114300" distR="114300">
-            <wp:extent cx="1747838" cy="4404551"/>
+            <wp:extent cx="2657475" cy="2227718"/>
             <wp:effectExtent b="0" l="0" r="0" t="0"/>
-            <wp:docPr id="2" name="image3.png"/>
+            <wp:docPr id="6" name="image2.png"/>
             <a:graphic>
               <a:graphicData uri="http://schemas.openxmlformats.org/drawingml/2006/picture">
                 <pic:pic>
                   <pic:nvPicPr>
-                    <pic:cNvPr id="0" name="image3.png"/>
+                    <pic:cNvPr id="0" name="image2.png"/>
                     <pic:cNvPicPr preferRelativeResize="0"/>
                   </pic:nvPicPr>
                   <pic:blipFill>
-                    <a:blip r:embed="rId8"/>
-                    <a:srcRect b="0" l="0" r="0" t="0"/>
+                    <a:blip r:embed="rId10"/>
+                    <a:srcRect b="1848" l="2296" r="1589" t="1848"/>
                     <a:stretch>
                       <a:fillRect/>
                     </a:stretch>
@@ -1263,7 +1255,7 @@
                   <pic:spPr>
                     <a:xfrm>
                       <a:off x="0" y="0"/>
-                      <a:ext cx="1747838" cy="4404551"/>
+                      <a:ext cx="2657475" cy="2227718"/>
                     </a:xfrm>
                     <a:prstGeom prst="rect"/>
                     <a:ln/>
@@ -1288,6 +1280,28 @@
     <w:p>
       <w:pPr>
         <w:spacing w:after="240" w:before="240" w:lineRule="auto"/>
+        <w:jc w:val="center"/>
+        <w:rPr>
+          <w:rFonts w:ascii="Times" w:cs="Times" w:eastAsia="Times" w:hAnsi="Times"/>
+          <w:b w:val="1"/>
+          <w:sz w:val="24"/>
+          <w:szCs w:val="24"/>
+        </w:rPr>
+      </w:pPr>
+      <w:r>
+        <w:rPr>
+          <w:rFonts w:ascii="Times" w:cs="Times" w:eastAsia="Times" w:hAnsi="Times"/>
+          <w:b w:val="1"/>
+          <w:sz w:val="24"/>
+          <w:szCs w:val="24"/>
+          <w:rtl w:val="0"/>
+        </w:rPr>
+        <w:t xml:space="preserve">b. Arch. of Use Case Generation Agent</w:t>
+      </w:r>
+    </w:p>
+    <w:p>
+      <w:pPr>
+        <w:spacing w:after="240" w:before="240" w:lineRule="auto"/>
         <w:ind w:left="720" w:firstLine="0"/>
         <w:jc w:val="center"/>
         <w:rPr>
@@ -1303,6 +1317,69 @@
           <w:b w:val="1"/>
           <w:sz w:val="24"/>
           <w:szCs w:val="24"/>
+        </w:rPr>
+        <w:drawing>
+          <wp:inline distB="114300" distT="114300" distL="114300" distR="114300">
+            <wp:extent cx="1752600" cy="3864978"/>
+            <wp:effectExtent b="0" l="0" r="0" t="0"/>
+            <wp:docPr id="5" name="image4.png"/>
+            <a:graphic>
+              <a:graphicData uri="http://schemas.openxmlformats.org/drawingml/2006/picture">
+                <pic:pic>
+                  <pic:nvPicPr>
+                    <pic:cNvPr id="0" name="image4.png"/>
+                    <pic:cNvPicPr preferRelativeResize="0"/>
+                  </pic:nvPicPr>
+                  <pic:blipFill>
+                    <a:blip r:embed="rId11"/>
+                    <a:srcRect b="0" l="0" r="0" t="0"/>
+                    <a:stretch>
+                      <a:fillRect/>
+                    </a:stretch>
+                  </pic:blipFill>
+                  <pic:spPr>
+                    <a:xfrm>
+                      <a:off x="0" y="0"/>
+                      <a:ext cx="1752600" cy="3864978"/>
+                    </a:xfrm>
+                    <a:prstGeom prst="rect"/>
+                    <a:ln/>
+                  </pic:spPr>
+                </pic:pic>
+              </a:graphicData>
+            </a:graphic>
+          </wp:inline>
+        </w:drawing>
+      </w:r>
+      <w:r>
+        <w:rPr>
+          <w:rFonts w:ascii="Times" w:cs="Times" w:eastAsia="Times" w:hAnsi="Times"/>
+          <w:b w:val="1"/>
+          <w:sz w:val="24"/>
+          <w:szCs w:val="24"/>
+          <w:rtl w:val="0"/>
+        </w:rPr>
+        <w:t xml:space="preserve"> </w:t>
+      </w:r>
+    </w:p>
+    <w:p>
+      <w:pPr>
+        <w:spacing w:after="240" w:before="240" w:lineRule="auto"/>
+        <w:ind w:left="720" w:firstLine="0"/>
+        <w:jc w:val="center"/>
+        <w:rPr>
+          <w:rFonts w:ascii="Times" w:cs="Times" w:eastAsia="Times" w:hAnsi="Times"/>
+          <w:b w:val="1"/>
+          <w:sz w:val="24"/>
+          <w:szCs w:val="24"/>
+        </w:rPr>
+      </w:pPr>
+      <w:r>
+        <w:rPr>
+          <w:rFonts w:ascii="Times" w:cs="Times" w:eastAsia="Times" w:hAnsi="Times"/>
+          <w:b w:val="1"/>
+          <w:sz w:val="24"/>
+          <w:szCs w:val="24"/>
           <w:rtl w:val="0"/>
         </w:rPr>
         <w:t xml:space="preserve">c. Orchestration/Flow of the agents</w:t>
@@ -1326,6 +1403,22 @@
           <w:rtl w:val="0"/>
         </w:rPr>
         <w:t xml:space="preserve">Arrows represent the directional flow of information between agents, emphasizing the system's logical and sequential structure.</w:t>
+      </w:r>
+    </w:p>
+    <w:p>
+      <w:pPr>
+        <w:spacing w:after="240" w:before="240" w:lineRule="auto"/>
+        <w:ind w:left="720" w:firstLine="0"/>
+        <w:rPr>
+          <w:rFonts w:ascii="Times" w:cs="Times" w:eastAsia="Times" w:hAnsi="Times"/>
+          <w:sz w:val="24"/>
+          <w:szCs w:val="24"/>
+        </w:rPr>
+      </w:pPr>
+      <w:r>
+        <w:rPr>
+          <w:rtl w:val="0"/>
+        </w:rPr>
       </w:r>
     </w:p>
     <w:p>
@@ -1333,15 +1426,15 @@
         <w:pStyle w:val="Heading2"/>
         <w:numPr>
           <w:ilvl w:val="0"/>
-          <w:numId w:val="9"/>
+          <w:numId w:val="13"/>
         </w:numPr>
         <w:spacing w:after="240" w:before="240" w:lineRule="auto"/>
         <w:ind w:left="720" w:hanging="360"/>
         <w:jc w:val="both"/>
         <w:rPr/>
       </w:pPr>
-      <w:bookmarkStart w:colFirst="0" w:colLast="0" w:name="_693xoxls8zf5" w:id="10"/>
-      <w:bookmarkEnd w:id="10"/>
+      <w:bookmarkStart w:colFirst="0" w:colLast="0" w:name="_heading=h.pf4h7r6kzgm3" w:id="11"/>
+      <w:bookmarkEnd w:id="11"/>
       <w:r>
         <w:rPr>
           <w:rtl w:val="0"/>
@@ -1416,22 +1509,27 @@
         <w:jc w:val="both"/>
         <w:rPr/>
       </w:pPr>
-      <w:bookmarkStart w:colFirst="0" w:colLast="0" w:name="_oqgv11um7m6h" w:id="11"/>
-      <w:bookmarkEnd w:id="11"/>
-      <w:r>
-        <w:rPr>
-          <w:rtl w:val="0"/>
-        </w:rPr>
-        <w:t xml:space="preserve">References</w:t>
+      <w:bookmarkStart w:colFirst="0" w:colLast="0" w:name="_heading=h.uutzjflnt2sn" w:id="12"/>
+      <w:bookmarkEnd w:id="12"/>
+      <w:r>
+        <w:rPr>
+          <w:rtl w:val="0"/>
+        </w:rPr>
+        <w:t xml:space="preserve">Important Sources</w:t>
+      </w:r>
+      <w:r>
+        <w:rPr>
+          <w:rtl w:val="0"/>
+        </w:rPr>
       </w:r>
     </w:p>
     <w:p>
       <w:pPr>
         <w:numPr>
           <w:ilvl w:val="0"/>
-          <w:numId w:val="3"/>
+          <w:numId w:val="7"/>
         </w:numPr>
-        <w:spacing w:after="0" w:afterAutospacing="0" w:before="240" w:lineRule="auto"/>
+        <w:spacing w:after="0" w:before="240" w:lineRule="auto"/>
         <w:ind w:left="720" w:hanging="360"/>
         <w:jc w:val="both"/>
         <w:rPr>
@@ -1447,9 +1545,52 @@
           <w:szCs w:val="24"/>
           <w:rtl w:val="0"/>
         </w:rPr>
+        <w:t xml:space="preserve">Github Repo: </w:t>
+      </w:r>
+      <w:hyperlink r:id="rId12">
+        <w:r>
+          <w:rPr>
+            <w:rFonts w:ascii="Times" w:cs="Times" w:eastAsia="Times" w:hAnsi="Times"/>
+            <w:color w:val="1155cc"/>
+            <w:sz w:val="24"/>
+            <w:szCs w:val="24"/>
+            <w:u w:val="single"/>
+            <w:rtl w:val="0"/>
+          </w:rPr>
+          <w:t xml:space="preserve">https://github.com/Om-Tiwari/MarketResearch-UseCaseGenerationAgent</w:t>
+        </w:r>
+      </w:hyperlink>
+      <w:r>
+        <w:rPr>
+          <w:rtl w:val="0"/>
+        </w:rPr>
+      </w:r>
+    </w:p>
+    <w:p>
+      <w:pPr>
+        <w:numPr>
+          <w:ilvl w:val="0"/>
+          <w:numId w:val="7"/>
+        </w:numPr>
+        <w:spacing w:after="0" w:before="240" w:lineRule="auto"/>
+        <w:ind w:left="720" w:hanging="360"/>
+        <w:jc w:val="both"/>
+        <w:rPr>
+          <w:rFonts w:ascii="Times" w:cs="Times" w:eastAsia="Times" w:hAnsi="Times"/>
+          <w:sz w:val="24"/>
+          <w:szCs w:val="24"/>
+        </w:rPr>
+      </w:pPr>
+      <w:r>
+        <w:rPr>
+          <w:rFonts w:ascii="Times" w:cs="Times" w:eastAsia="Times" w:hAnsi="Times"/>
+          <w:sz w:val="24"/>
+          <w:szCs w:val="24"/>
+          <w:rtl w:val="0"/>
+        </w:rPr>
         <w:t xml:space="preserve">LangGraph Documentation:</w:t>
       </w:r>
-      <w:hyperlink r:id="rId9">
+      <w:hyperlink r:id="rId13">
         <w:r>
           <w:rPr>
             <w:rFonts w:ascii="Times" w:cs="Times" w:eastAsia="Times" w:hAnsi="Times"/>
@@ -1460,7 +1601,7 @@
           <w:t xml:space="preserve"> </w:t>
         </w:r>
       </w:hyperlink>
-      <w:hyperlink r:id="rId10">
+      <w:hyperlink r:id="rId14">
         <w:r>
           <w:rPr>
             <w:rFonts w:ascii="Times" w:cs="Times" w:eastAsia="Times" w:hAnsi="Times"/>
@@ -1484,9 +1625,9 @@
       <w:pPr>
         <w:numPr>
           <w:ilvl w:val="0"/>
-          <w:numId w:val="3"/>
+          <w:numId w:val="7"/>
         </w:numPr>
-        <w:spacing w:after="240" w:before="0" w:beforeAutospacing="0" w:lineRule="auto"/>
+        <w:spacing w:after="240" w:before="0" w:lineRule="auto"/>
         <w:ind w:left="720" w:hanging="360"/>
         <w:jc w:val="both"/>
         <w:rPr>
@@ -1504,7 +1645,7 @@
         </w:rPr>
         <w:t xml:space="preserve">Pre-built Data Enrichment Agent:</w:t>
       </w:r>
-      <w:hyperlink r:id="rId11">
+      <w:hyperlink r:id="rId15">
         <w:r>
           <w:rPr>
             <w:rFonts w:ascii="Times" w:cs="Times" w:eastAsia="Times" w:hAnsi="Times"/>
@@ -1515,7 +1656,7 @@
           <w:t xml:space="preserve"> </w:t>
         </w:r>
       </w:hyperlink>
-      <w:hyperlink r:id="rId12">
+      <w:hyperlink r:id="rId16">
         <w:r>
           <w:rPr>
             <w:rFonts w:ascii="Times" w:cs="Times" w:eastAsia="Times" w:hAnsi="Times"/>
@@ -1785,6 +1926,446 @@
   <w:abstractNum w:abstractNumId="3">
     <w:lvl w:ilvl="0">
       <w:start w:val="1"/>
+      <w:numFmt w:val="bullet"/>
+      <w:lvlText w:val="●"/>
+      <w:lvlJc w:val="left"/>
+      <w:pPr>
+        <w:ind w:left="720" w:hanging="360"/>
+      </w:pPr>
+      <w:rPr>
+        <w:u w:val="none"/>
+      </w:rPr>
+    </w:lvl>
+    <w:lvl w:ilvl="1">
+      <w:start w:val="1"/>
+      <w:numFmt w:val="bullet"/>
+      <w:lvlText w:val="○"/>
+      <w:lvlJc w:val="left"/>
+      <w:pPr>
+        <w:ind w:left="1440" w:hanging="360"/>
+      </w:pPr>
+      <w:rPr>
+        <w:u w:val="none"/>
+      </w:rPr>
+    </w:lvl>
+    <w:lvl w:ilvl="2">
+      <w:start w:val="1"/>
+      <w:numFmt w:val="bullet"/>
+      <w:lvlText w:val="■"/>
+      <w:lvlJc w:val="left"/>
+      <w:pPr>
+        <w:ind w:left="2160" w:hanging="360"/>
+      </w:pPr>
+      <w:rPr>
+        <w:u w:val="none"/>
+      </w:rPr>
+    </w:lvl>
+    <w:lvl w:ilvl="3">
+      <w:start w:val="1"/>
+      <w:numFmt w:val="bullet"/>
+      <w:lvlText w:val="●"/>
+      <w:lvlJc w:val="left"/>
+      <w:pPr>
+        <w:ind w:left="2880" w:hanging="360"/>
+      </w:pPr>
+      <w:rPr>
+        <w:u w:val="none"/>
+      </w:rPr>
+    </w:lvl>
+    <w:lvl w:ilvl="4">
+      <w:start w:val="1"/>
+      <w:numFmt w:val="bullet"/>
+      <w:lvlText w:val="○"/>
+      <w:lvlJc w:val="left"/>
+      <w:pPr>
+        <w:ind w:left="3600" w:hanging="360"/>
+      </w:pPr>
+      <w:rPr>
+        <w:u w:val="none"/>
+      </w:rPr>
+    </w:lvl>
+    <w:lvl w:ilvl="5">
+      <w:start w:val="1"/>
+      <w:numFmt w:val="bullet"/>
+      <w:lvlText w:val="■"/>
+      <w:lvlJc w:val="left"/>
+      <w:pPr>
+        <w:ind w:left="4320" w:hanging="360"/>
+      </w:pPr>
+      <w:rPr>
+        <w:u w:val="none"/>
+      </w:rPr>
+    </w:lvl>
+    <w:lvl w:ilvl="6">
+      <w:start w:val="1"/>
+      <w:numFmt w:val="bullet"/>
+      <w:lvlText w:val="●"/>
+      <w:lvlJc w:val="left"/>
+      <w:pPr>
+        <w:ind w:left="5040" w:hanging="360"/>
+      </w:pPr>
+      <w:rPr>
+        <w:u w:val="none"/>
+      </w:rPr>
+    </w:lvl>
+    <w:lvl w:ilvl="7">
+      <w:start w:val="1"/>
+      <w:numFmt w:val="bullet"/>
+      <w:lvlText w:val="○"/>
+      <w:lvlJc w:val="left"/>
+      <w:pPr>
+        <w:ind w:left="5760" w:hanging="360"/>
+      </w:pPr>
+      <w:rPr>
+        <w:u w:val="none"/>
+      </w:rPr>
+    </w:lvl>
+    <w:lvl w:ilvl="8">
+      <w:start w:val="1"/>
+      <w:numFmt w:val="bullet"/>
+      <w:lvlText w:val="■"/>
+      <w:lvlJc w:val="left"/>
+      <w:pPr>
+        <w:ind w:left="6480" w:hanging="360"/>
+      </w:pPr>
+      <w:rPr>
+        <w:u w:val="none"/>
+      </w:rPr>
+    </w:lvl>
+  </w:abstractNum>
+  <w:abstractNum w:abstractNumId="4">
+    <w:lvl w:ilvl="0">
+      <w:start w:val="3"/>
+      <w:numFmt w:val="decimal"/>
+      <w:lvlText w:val="%1."/>
+      <w:lvlJc w:val="left"/>
+      <w:pPr>
+        <w:ind w:left="720" w:hanging="360"/>
+      </w:pPr>
+      <w:rPr>
+        <w:u w:val="none"/>
+      </w:rPr>
+    </w:lvl>
+    <w:lvl w:ilvl="1">
+      <w:start w:val="1"/>
+      <w:numFmt w:val="lowerLetter"/>
+      <w:lvlText w:val="%2."/>
+      <w:lvlJc w:val="left"/>
+      <w:pPr>
+        <w:ind w:left="1440" w:hanging="360"/>
+      </w:pPr>
+      <w:rPr>
+        <w:u w:val="none"/>
+      </w:rPr>
+    </w:lvl>
+    <w:lvl w:ilvl="2">
+      <w:start w:val="1"/>
+      <w:numFmt w:val="lowerRoman"/>
+      <w:lvlText w:val="%3."/>
+      <w:lvlJc w:val="left"/>
+      <w:pPr>
+        <w:ind w:left="2160" w:hanging="360"/>
+      </w:pPr>
+      <w:rPr>
+        <w:u w:val="none"/>
+      </w:rPr>
+    </w:lvl>
+    <w:lvl w:ilvl="3">
+      <w:start w:val="1"/>
+      <w:numFmt w:val="decimal"/>
+      <w:lvlText w:val="%4."/>
+      <w:lvlJc w:val="left"/>
+      <w:pPr>
+        <w:ind w:left="2880" w:hanging="360"/>
+      </w:pPr>
+      <w:rPr>
+        <w:u w:val="none"/>
+      </w:rPr>
+    </w:lvl>
+    <w:lvl w:ilvl="4">
+      <w:start w:val="1"/>
+      <w:numFmt w:val="lowerLetter"/>
+      <w:lvlText w:val="%5."/>
+      <w:lvlJc w:val="left"/>
+      <w:pPr>
+        <w:ind w:left="3600" w:hanging="360"/>
+      </w:pPr>
+      <w:rPr>
+        <w:u w:val="none"/>
+      </w:rPr>
+    </w:lvl>
+    <w:lvl w:ilvl="5">
+      <w:start w:val="1"/>
+      <w:numFmt w:val="lowerRoman"/>
+      <w:lvlText w:val="%6."/>
+      <w:lvlJc w:val="left"/>
+      <w:pPr>
+        <w:ind w:left="4320" w:hanging="360"/>
+      </w:pPr>
+      <w:rPr>
+        <w:u w:val="none"/>
+      </w:rPr>
+    </w:lvl>
+    <w:lvl w:ilvl="6">
+      <w:start w:val="1"/>
+      <w:numFmt w:val="decimal"/>
+      <w:lvlText w:val="%7."/>
+      <w:lvlJc w:val="left"/>
+      <w:pPr>
+        <w:ind w:left="5040" w:hanging="360"/>
+      </w:pPr>
+      <w:rPr>
+        <w:u w:val="none"/>
+      </w:rPr>
+    </w:lvl>
+    <w:lvl w:ilvl="7">
+      <w:start w:val="1"/>
+      <w:numFmt w:val="lowerLetter"/>
+      <w:lvlText w:val="%8."/>
+      <w:lvlJc w:val="left"/>
+      <w:pPr>
+        <w:ind w:left="5760" w:hanging="360"/>
+      </w:pPr>
+      <w:rPr>
+        <w:u w:val="none"/>
+      </w:rPr>
+    </w:lvl>
+    <w:lvl w:ilvl="8">
+      <w:start w:val="1"/>
+      <w:numFmt w:val="lowerRoman"/>
+      <w:lvlText w:val="%9."/>
+      <w:lvlJc w:val="left"/>
+      <w:pPr>
+        <w:ind w:left="6480" w:hanging="360"/>
+      </w:pPr>
+      <w:rPr>
+        <w:u w:val="none"/>
+      </w:rPr>
+    </w:lvl>
+  </w:abstractNum>
+  <w:abstractNum w:abstractNumId="5">
+    <w:lvl w:ilvl="0">
+      <w:start w:val="6"/>
+      <w:numFmt w:val="decimal"/>
+      <w:lvlText w:val="%1."/>
+      <w:lvlJc w:val="left"/>
+      <w:pPr>
+        <w:ind w:left="720" w:hanging="360"/>
+      </w:pPr>
+      <w:rPr>
+        <w:u w:val="none"/>
+      </w:rPr>
+    </w:lvl>
+    <w:lvl w:ilvl="1">
+      <w:start w:val="1"/>
+      <w:numFmt w:val="lowerLetter"/>
+      <w:lvlText w:val="%2."/>
+      <w:lvlJc w:val="left"/>
+      <w:pPr>
+        <w:ind w:left="1440" w:hanging="360"/>
+      </w:pPr>
+      <w:rPr>
+        <w:u w:val="none"/>
+      </w:rPr>
+    </w:lvl>
+    <w:lvl w:ilvl="2">
+      <w:start w:val="1"/>
+      <w:numFmt w:val="lowerRoman"/>
+      <w:lvlText w:val="%3."/>
+      <w:lvlJc w:val="left"/>
+      <w:pPr>
+        <w:ind w:left="2160" w:hanging="360"/>
+      </w:pPr>
+      <w:rPr>
+        <w:u w:val="none"/>
+      </w:rPr>
+    </w:lvl>
+    <w:lvl w:ilvl="3">
+      <w:start w:val="1"/>
+      <w:numFmt w:val="decimal"/>
+      <w:lvlText w:val="%4."/>
+      <w:lvlJc w:val="left"/>
+      <w:pPr>
+        <w:ind w:left="2880" w:hanging="360"/>
+      </w:pPr>
+      <w:rPr>
+        <w:u w:val="none"/>
+      </w:rPr>
+    </w:lvl>
+    <w:lvl w:ilvl="4">
+      <w:start w:val="1"/>
+      <w:numFmt w:val="lowerLetter"/>
+      <w:lvlText w:val="%5."/>
+      <w:lvlJc w:val="left"/>
+      <w:pPr>
+        <w:ind w:left="3600" w:hanging="360"/>
+      </w:pPr>
+      <w:rPr>
+        <w:u w:val="none"/>
+      </w:rPr>
+    </w:lvl>
+    <w:lvl w:ilvl="5">
+      <w:start w:val="1"/>
+      <w:numFmt w:val="lowerRoman"/>
+      <w:lvlText w:val="%6."/>
+      <w:lvlJc w:val="left"/>
+      <w:pPr>
+        <w:ind w:left="4320" w:hanging="360"/>
+      </w:pPr>
+      <w:rPr>
+        <w:u w:val="none"/>
+      </w:rPr>
+    </w:lvl>
+    <w:lvl w:ilvl="6">
+      <w:start w:val="1"/>
+      <w:numFmt w:val="decimal"/>
+      <w:lvlText w:val="%7."/>
+      <w:lvlJc w:val="left"/>
+      <w:pPr>
+        <w:ind w:left="5040" w:hanging="360"/>
+      </w:pPr>
+      <w:rPr>
+        <w:u w:val="none"/>
+      </w:rPr>
+    </w:lvl>
+    <w:lvl w:ilvl="7">
+      <w:start w:val="1"/>
+      <w:numFmt w:val="lowerLetter"/>
+      <w:lvlText w:val="%8."/>
+      <w:lvlJc w:val="left"/>
+      <w:pPr>
+        <w:ind w:left="5760" w:hanging="360"/>
+      </w:pPr>
+      <w:rPr>
+        <w:u w:val="none"/>
+      </w:rPr>
+    </w:lvl>
+    <w:lvl w:ilvl="8">
+      <w:start w:val="1"/>
+      <w:numFmt w:val="lowerRoman"/>
+      <w:lvlText w:val="%9."/>
+      <w:lvlJc w:val="left"/>
+      <w:pPr>
+        <w:ind w:left="6480" w:hanging="360"/>
+      </w:pPr>
+      <w:rPr>
+        <w:u w:val="none"/>
+      </w:rPr>
+    </w:lvl>
+  </w:abstractNum>
+  <w:abstractNum w:abstractNumId="6">
+    <w:lvl w:ilvl="0">
+      <w:start w:val="1"/>
+      <w:numFmt w:val="bullet"/>
+      <w:lvlText w:val="●"/>
+      <w:lvlJc w:val="left"/>
+      <w:pPr>
+        <w:ind w:left="720" w:hanging="360"/>
+      </w:pPr>
+      <w:rPr>
+        <w:u w:val="none"/>
+      </w:rPr>
+    </w:lvl>
+    <w:lvl w:ilvl="1">
+      <w:start w:val="1"/>
+      <w:numFmt w:val="bullet"/>
+      <w:lvlText w:val="○"/>
+      <w:lvlJc w:val="left"/>
+      <w:pPr>
+        <w:ind w:left="1440" w:hanging="360"/>
+      </w:pPr>
+      <w:rPr>
+        <w:u w:val="none"/>
+      </w:rPr>
+    </w:lvl>
+    <w:lvl w:ilvl="2">
+      <w:start w:val="1"/>
+      <w:numFmt w:val="bullet"/>
+      <w:lvlText w:val="■"/>
+      <w:lvlJc w:val="left"/>
+      <w:pPr>
+        <w:ind w:left="2160" w:hanging="360"/>
+      </w:pPr>
+      <w:rPr>
+        <w:u w:val="none"/>
+      </w:rPr>
+    </w:lvl>
+    <w:lvl w:ilvl="3">
+      <w:start w:val="1"/>
+      <w:numFmt w:val="bullet"/>
+      <w:lvlText w:val="●"/>
+      <w:lvlJc w:val="left"/>
+      <w:pPr>
+        <w:ind w:left="2880" w:hanging="360"/>
+      </w:pPr>
+      <w:rPr>
+        <w:u w:val="none"/>
+      </w:rPr>
+    </w:lvl>
+    <w:lvl w:ilvl="4">
+      <w:start w:val="1"/>
+      <w:numFmt w:val="bullet"/>
+      <w:lvlText w:val="○"/>
+      <w:lvlJc w:val="left"/>
+      <w:pPr>
+        <w:ind w:left="3600" w:hanging="360"/>
+      </w:pPr>
+      <w:rPr>
+        <w:u w:val="none"/>
+      </w:rPr>
+    </w:lvl>
+    <w:lvl w:ilvl="5">
+      <w:start w:val="1"/>
+      <w:numFmt w:val="bullet"/>
+      <w:lvlText w:val="■"/>
+      <w:lvlJc w:val="left"/>
+      <w:pPr>
+        <w:ind w:left="4320" w:hanging="360"/>
+      </w:pPr>
+      <w:rPr>
+        <w:u w:val="none"/>
+      </w:rPr>
+    </w:lvl>
+    <w:lvl w:ilvl="6">
+      <w:start w:val="1"/>
+      <w:numFmt w:val="bullet"/>
+      <w:lvlText w:val="●"/>
+      <w:lvlJc w:val="left"/>
+      <w:pPr>
+        <w:ind w:left="5040" w:hanging="360"/>
+      </w:pPr>
+      <w:rPr>
+        <w:u w:val="none"/>
+      </w:rPr>
+    </w:lvl>
+    <w:lvl w:ilvl="7">
+      <w:start w:val="1"/>
+      <w:numFmt w:val="bullet"/>
+      <w:lvlText w:val="○"/>
+      <w:lvlJc w:val="left"/>
+      <w:pPr>
+        <w:ind w:left="5760" w:hanging="360"/>
+      </w:pPr>
+      <w:rPr>
+        <w:u w:val="none"/>
+      </w:rPr>
+    </w:lvl>
+    <w:lvl w:ilvl="8">
+      <w:start w:val="1"/>
+      <w:numFmt w:val="bullet"/>
+      <w:lvlText w:val="■"/>
+      <w:lvlJc w:val="left"/>
+      <w:pPr>
+        <w:ind w:left="6480" w:hanging="360"/>
+      </w:pPr>
+      <w:rPr>
+        <w:u w:val="none"/>
+      </w:rPr>
+    </w:lvl>
+  </w:abstractNum>
+  <w:abstractNum w:abstractNumId="7">
+    <w:lvl w:ilvl="0">
+      <w:start w:val="1"/>
       <w:numFmt w:val="decimal"/>
       <w:lvlText w:val="%1."/>
       <w:lvlJc w:val="left"/>
@@ -1892,7 +2473,7 @@
       </w:rPr>
     </w:lvl>
   </w:abstractNum>
-  <w:abstractNum w:abstractNumId="4">
+  <w:abstractNum w:abstractNumId="8">
     <w:lvl w:ilvl="0">
       <w:start w:val="1"/>
       <w:numFmt w:val="bullet"/>
@@ -2002,7 +2583,7 @@
       </w:rPr>
     </w:lvl>
   </w:abstractNum>
-  <w:abstractNum w:abstractNumId="5">
+  <w:abstractNum w:abstractNumId="9">
     <w:lvl w:ilvl="0">
       <w:start w:val="4"/>
       <w:numFmt w:val="decimal"/>
@@ -2112,7 +2693,7 @@
       </w:rPr>
     </w:lvl>
   </w:abstractNum>
-  <w:abstractNum w:abstractNumId="6">
+  <w:abstractNum w:abstractNumId="10">
     <w:lvl w:ilvl="0">
       <w:start w:val="5"/>
       <w:numFmt w:val="decimal"/>
@@ -2222,7 +2803,7 @@
       </w:rPr>
     </w:lvl>
   </w:abstractNum>
-  <w:abstractNum w:abstractNumId="7">
+  <w:abstractNum w:abstractNumId="11">
     <w:lvl w:ilvl="0">
       <w:start w:val="1"/>
       <w:numFmt w:val="decimal"/>
@@ -2323,446 +2904,6 @@
       <w:start w:val="1"/>
       <w:numFmt w:val="lowerRoman"/>
       <w:lvlText w:val="%9."/>
-      <w:lvlJc w:val="left"/>
-      <w:pPr>
-        <w:ind w:left="6480" w:hanging="360"/>
-      </w:pPr>
-      <w:rPr>
-        <w:u w:val="none"/>
-      </w:rPr>
-    </w:lvl>
-  </w:abstractNum>
-  <w:abstractNum w:abstractNumId="8">
-    <w:lvl w:ilvl="0">
-      <w:start w:val="1"/>
-      <w:numFmt w:val="bullet"/>
-      <w:lvlText w:val="●"/>
-      <w:lvlJc w:val="left"/>
-      <w:pPr>
-        <w:ind w:left="720" w:hanging="360"/>
-      </w:pPr>
-      <w:rPr>
-        <w:u w:val="none"/>
-      </w:rPr>
-    </w:lvl>
-    <w:lvl w:ilvl="1">
-      <w:start w:val="1"/>
-      <w:numFmt w:val="bullet"/>
-      <w:lvlText w:val="○"/>
-      <w:lvlJc w:val="left"/>
-      <w:pPr>
-        <w:ind w:left="1440" w:hanging="360"/>
-      </w:pPr>
-      <w:rPr>
-        <w:u w:val="none"/>
-      </w:rPr>
-    </w:lvl>
-    <w:lvl w:ilvl="2">
-      <w:start w:val="1"/>
-      <w:numFmt w:val="bullet"/>
-      <w:lvlText w:val="■"/>
-      <w:lvlJc w:val="left"/>
-      <w:pPr>
-        <w:ind w:left="2160" w:hanging="360"/>
-      </w:pPr>
-      <w:rPr>
-        <w:u w:val="none"/>
-      </w:rPr>
-    </w:lvl>
-    <w:lvl w:ilvl="3">
-      <w:start w:val="1"/>
-      <w:numFmt w:val="bullet"/>
-      <w:lvlText w:val="●"/>
-      <w:lvlJc w:val="left"/>
-      <w:pPr>
-        <w:ind w:left="2880" w:hanging="360"/>
-      </w:pPr>
-      <w:rPr>
-        <w:u w:val="none"/>
-      </w:rPr>
-    </w:lvl>
-    <w:lvl w:ilvl="4">
-      <w:start w:val="1"/>
-      <w:numFmt w:val="bullet"/>
-      <w:lvlText w:val="○"/>
-      <w:lvlJc w:val="left"/>
-      <w:pPr>
-        <w:ind w:left="3600" w:hanging="360"/>
-      </w:pPr>
-      <w:rPr>
-        <w:u w:val="none"/>
-      </w:rPr>
-    </w:lvl>
-    <w:lvl w:ilvl="5">
-      <w:start w:val="1"/>
-      <w:numFmt w:val="bullet"/>
-      <w:lvlText w:val="■"/>
-      <w:lvlJc w:val="left"/>
-      <w:pPr>
-        <w:ind w:left="4320" w:hanging="360"/>
-      </w:pPr>
-      <w:rPr>
-        <w:u w:val="none"/>
-      </w:rPr>
-    </w:lvl>
-    <w:lvl w:ilvl="6">
-      <w:start w:val="1"/>
-      <w:numFmt w:val="bullet"/>
-      <w:lvlText w:val="●"/>
-      <w:lvlJc w:val="left"/>
-      <w:pPr>
-        <w:ind w:left="5040" w:hanging="360"/>
-      </w:pPr>
-      <w:rPr>
-        <w:u w:val="none"/>
-      </w:rPr>
-    </w:lvl>
-    <w:lvl w:ilvl="7">
-      <w:start w:val="1"/>
-      <w:numFmt w:val="bullet"/>
-      <w:lvlText w:val="○"/>
-      <w:lvlJc w:val="left"/>
-      <w:pPr>
-        <w:ind w:left="5760" w:hanging="360"/>
-      </w:pPr>
-      <w:rPr>
-        <w:u w:val="none"/>
-      </w:rPr>
-    </w:lvl>
-    <w:lvl w:ilvl="8">
-      <w:start w:val="1"/>
-      <w:numFmt w:val="bullet"/>
-      <w:lvlText w:val="■"/>
-      <w:lvlJc w:val="left"/>
-      <w:pPr>
-        <w:ind w:left="6480" w:hanging="360"/>
-      </w:pPr>
-      <w:rPr>
-        <w:u w:val="none"/>
-      </w:rPr>
-    </w:lvl>
-  </w:abstractNum>
-  <w:abstractNum w:abstractNumId="9">
-    <w:lvl w:ilvl="0">
-      <w:start w:val="7"/>
-      <w:numFmt w:val="decimal"/>
-      <w:lvlText w:val="%1."/>
-      <w:lvlJc w:val="left"/>
-      <w:pPr>
-        <w:ind w:left="720" w:hanging="360"/>
-      </w:pPr>
-      <w:rPr>
-        <w:u w:val="none"/>
-      </w:rPr>
-    </w:lvl>
-    <w:lvl w:ilvl="1">
-      <w:start w:val="1"/>
-      <w:numFmt w:val="lowerLetter"/>
-      <w:lvlText w:val="%2."/>
-      <w:lvlJc w:val="left"/>
-      <w:pPr>
-        <w:ind w:left="1440" w:hanging="360"/>
-      </w:pPr>
-      <w:rPr>
-        <w:u w:val="none"/>
-      </w:rPr>
-    </w:lvl>
-    <w:lvl w:ilvl="2">
-      <w:start w:val="1"/>
-      <w:numFmt w:val="lowerRoman"/>
-      <w:lvlText w:val="%3."/>
-      <w:lvlJc w:val="left"/>
-      <w:pPr>
-        <w:ind w:left="2160" w:hanging="360"/>
-      </w:pPr>
-      <w:rPr>
-        <w:u w:val="none"/>
-      </w:rPr>
-    </w:lvl>
-    <w:lvl w:ilvl="3">
-      <w:start w:val="1"/>
-      <w:numFmt w:val="decimal"/>
-      <w:lvlText w:val="%4."/>
-      <w:lvlJc w:val="left"/>
-      <w:pPr>
-        <w:ind w:left="2880" w:hanging="360"/>
-      </w:pPr>
-      <w:rPr>
-        <w:u w:val="none"/>
-      </w:rPr>
-    </w:lvl>
-    <w:lvl w:ilvl="4">
-      <w:start w:val="1"/>
-      <w:numFmt w:val="lowerLetter"/>
-      <w:lvlText w:val="%5."/>
-      <w:lvlJc w:val="left"/>
-      <w:pPr>
-        <w:ind w:left="3600" w:hanging="360"/>
-      </w:pPr>
-      <w:rPr>
-        <w:u w:val="none"/>
-      </w:rPr>
-    </w:lvl>
-    <w:lvl w:ilvl="5">
-      <w:start w:val="1"/>
-      <w:numFmt w:val="lowerRoman"/>
-      <w:lvlText w:val="%6."/>
-      <w:lvlJc w:val="left"/>
-      <w:pPr>
-        <w:ind w:left="4320" w:hanging="360"/>
-      </w:pPr>
-      <w:rPr>
-        <w:u w:val="none"/>
-      </w:rPr>
-    </w:lvl>
-    <w:lvl w:ilvl="6">
-      <w:start w:val="1"/>
-      <w:numFmt w:val="decimal"/>
-      <w:lvlText w:val="%7."/>
-      <w:lvlJc w:val="left"/>
-      <w:pPr>
-        <w:ind w:left="5040" w:hanging="360"/>
-      </w:pPr>
-      <w:rPr>
-        <w:u w:val="none"/>
-      </w:rPr>
-    </w:lvl>
-    <w:lvl w:ilvl="7">
-      <w:start w:val="1"/>
-      <w:numFmt w:val="lowerLetter"/>
-      <w:lvlText w:val="%8."/>
-      <w:lvlJc w:val="left"/>
-      <w:pPr>
-        <w:ind w:left="5760" w:hanging="360"/>
-      </w:pPr>
-      <w:rPr>
-        <w:u w:val="none"/>
-      </w:rPr>
-    </w:lvl>
-    <w:lvl w:ilvl="8">
-      <w:start w:val="1"/>
-      <w:numFmt w:val="lowerRoman"/>
-      <w:lvlText w:val="%9."/>
-      <w:lvlJc w:val="left"/>
-      <w:pPr>
-        <w:ind w:left="6480" w:hanging="360"/>
-      </w:pPr>
-      <w:rPr>
-        <w:u w:val="none"/>
-      </w:rPr>
-    </w:lvl>
-  </w:abstractNum>
-  <w:abstractNum w:abstractNumId="10">
-    <w:lvl w:ilvl="0">
-      <w:start w:val="1"/>
-      <w:numFmt w:val="bullet"/>
-      <w:lvlText w:val="●"/>
-      <w:lvlJc w:val="left"/>
-      <w:pPr>
-        <w:ind w:left="720" w:hanging="360"/>
-      </w:pPr>
-      <w:rPr>
-        <w:u w:val="none"/>
-      </w:rPr>
-    </w:lvl>
-    <w:lvl w:ilvl="1">
-      <w:start w:val="1"/>
-      <w:numFmt w:val="bullet"/>
-      <w:lvlText w:val="○"/>
-      <w:lvlJc w:val="left"/>
-      <w:pPr>
-        <w:ind w:left="1440" w:hanging="360"/>
-      </w:pPr>
-      <w:rPr>
-        <w:u w:val="none"/>
-      </w:rPr>
-    </w:lvl>
-    <w:lvl w:ilvl="2">
-      <w:start w:val="1"/>
-      <w:numFmt w:val="bullet"/>
-      <w:lvlText w:val="■"/>
-      <w:lvlJc w:val="left"/>
-      <w:pPr>
-        <w:ind w:left="2160" w:hanging="360"/>
-      </w:pPr>
-      <w:rPr>
-        <w:u w:val="none"/>
-      </w:rPr>
-    </w:lvl>
-    <w:lvl w:ilvl="3">
-      <w:start w:val="1"/>
-      <w:numFmt w:val="bullet"/>
-      <w:lvlText w:val="●"/>
-      <w:lvlJc w:val="left"/>
-      <w:pPr>
-        <w:ind w:left="2880" w:hanging="360"/>
-      </w:pPr>
-      <w:rPr>
-        <w:u w:val="none"/>
-      </w:rPr>
-    </w:lvl>
-    <w:lvl w:ilvl="4">
-      <w:start w:val="1"/>
-      <w:numFmt w:val="bullet"/>
-      <w:lvlText w:val="○"/>
-      <w:lvlJc w:val="left"/>
-      <w:pPr>
-        <w:ind w:left="3600" w:hanging="360"/>
-      </w:pPr>
-      <w:rPr>
-        <w:u w:val="none"/>
-      </w:rPr>
-    </w:lvl>
-    <w:lvl w:ilvl="5">
-      <w:start w:val="1"/>
-      <w:numFmt w:val="bullet"/>
-      <w:lvlText w:val="■"/>
-      <w:lvlJc w:val="left"/>
-      <w:pPr>
-        <w:ind w:left="4320" w:hanging="360"/>
-      </w:pPr>
-      <w:rPr>
-        <w:u w:val="none"/>
-      </w:rPr>
-    </w:lvl>
-    <w:lvl w:ilvl="6">
-      <w:start w:val="1"/>
-      <w:numFmt w:val="bullet"/>
-      <w:lvlText w:val="●"/>
-      <w:lvlJc w:val="left"/>
-      <w:pPr>
-        <w:ind w:left="5040" w:hanging="360"/>
-      </w:pPr>
-      <w:rPr>
-        <w:u w:val="none"/>
-      </w:rPr>
-    </w:lvl>
-    <w:lvl w:ilvl="7">
-      <w:start w:val="1"/>
-      <w:numFmt w:val="bullet"/>
-      <w:lvlText w:val="○"/>
-      <w:lvlJc w:val="left"/>
-      <w:pPr>
-        <w:ind w:left="5760" w:hanging="360"/>
-      </w:pPr>
-      <w:rPr>
-        <w:u w:val="none"/>
-      </w:rPr>
-    </w:lvl>
-    <w:lvl w:ilvl="8">
-      <w:start w:val="1"/>
-      <w:numFmt w:val="bullet"/>
-      <w:lvlText w:val="■"/>
-      <w:lvlJc w:val="left"/>
-      <w:pPr>
-        <w:ind w:left="6480" w:hanging="360"/>
-      </w:pPr>
-      <w:rPr>
-        <w:u w:val="none"/>
-      </w:rPr>
-    </w:lvl>
-  </w:abstractNum>
-  <w:abstractNum w:abstractNumId="11">
-    <w:lvl w:ilvl="0">
-      <w:start w:val="1"/>
-      <w:numFmt w:val="bullet"/>
-      <w:lvlText w:val="●"/>
-      <w:lvlJc w:val="left"/>
-      <w:pPr>
-        <w:ind w:left="720" w:hanging="360"/>
-      </w:pPr>
-      <w:rPr>
-        <w:u w:val="none"/>
-      </w:rPr>
-    </w:lvl>
-    <w:lvl w:ilvl="1">
-      <w:start w:val="1"/>
-      <w:numFmt w:val="bullet"/>
-      <w:lvlText w:val="○"/>
-      <w:lvlJc w:val="left"/>
-      <w:pPr>
-        <w:ind w:left="1440" w:hanging="360"/>
-      </w:pPr>
-      <w:rPr>
-        <w:u w:val="none"/>
-      </w:rPr>
-    </w:lvl>
-    <w:lvl w:ilvl="2">
-      <w:start w:val="1"/>
-      <w:numFmt w:val="bullet"/>
-      <w:lvlText w:val="■"/>
-      <w:lvlJc w:val="left"/>
-      <w:pPr>
-        <w:ind w:left="2160" w:hanging="360"/>
-      </w:pPr>
-      <w:rPr>
-        <w:u w:val="none"/>
-      </w:rPr>
-    </w:lvl>
-    <w:lvl w:ilvl="3">
-      <w:start w:val="1"/>
-      <w:numFmt w:val="bullet"/>
-      <w:lvlText w:val="●"/>
-      <w:lvlJc w:val="left"/>
-      <w:pPr>
-        <w:ind w:left="2880" w:hanging="360"/>
-      </w:pPr>
-      <w:rPr>
-        <w:u w:val="none"/>
-      </w:rPr>
-    </w:lvl>
-    <w:lvl w:ilvl="4">
-      <w:start w:val="1"/>
-      <w:numFmt w:val="bullet"/>
-      <w:lvlText w:val="○"/>
-      <w:lvlJc w:val="left"/>
-      <w:pPr>
-        <w:ind w:left="3600" w:hanging="360"/>
-      </w:pPr>
-      <w:rPr>
-        <w:u w:val="none"/>
-      </w:rPr>
-    </w:lvl>
-    <w:lvl w:ilvl="5">
-      <w:start w:val="1"/>
-      <w:numFmt w:val="bullet"/>
-      <w:lvlText w:val="■"/>
-      <w:lvlJc w:val="left"/>
-      <w:pPr>
-        <w:ind w:left="4320" w:hanging="360"/>
-      </w:pPr>
-      <w:rPr>
-        <w:u w:val="none"/>
-      </w:rPr>
-    </w:lvl>
-    <w:lvl w:ilvl="6">
-      <w:start w:val="1"/>
-      <w:numFmt w:val="bullet"/>
-      <w:lvlText w:val="●"/>
-      <w:lvlJc w:val="left"/>
-      <w:pPr>
-        <w:ind w:left="5040" w:hanging="360"/>
-      </w:pPr>
-      <w:rPr>
-        <w:u w:val="none"/>
-      </w:rPr>
-    </w:lvl>
-    <w:lvl w:ilvl="7">
-      <w:start w:val="1"/>
-      <w:numFmt w:val="bullet"/>
-      <w:lvlText w:val="○"/>
-      <w:lvlJc w:val="left"/>
-      <w:pPr>
-        <w:ind w:left="5760" w:hanging="360"/>
-      </w:pPr>
-      <w:rPr>
-        <w:u w:val="none"/>
-      </w:rPr>
-    </w:lvl>
-    <w:lvl w:ilvl="8">
-      <w:start w:val="1"/>
-      <w:numFmt w:val="bullet"/>
-      <w:lvlText w:val="■"/>
       <w:lvlJc w:val="left"/>
       <w:pPr>
         <w:ind w:left="6480" w:hanging="360"/>
@@ -2774,9 +2915,9 @@
   </w:abstractNum>
   <w:abstractNum w:abstractNumId="12">
     <w:lvl w:ilvl="0">
-      <w:start w:val="3"/>
-      <w:numFmt w:val="decimal"/>
-      <w:lvlText w:val="%1."/>
+      <w:start w:val="1"/>
+      <w:numFmt w:val="bullet"/>
+      <w:lvlText w:val="●"/>
       <w:lvlJc w:val="left"/>
       <w:pPr>
         <w:ind w:left="720" w:hanging="360"/>
@@ -2787,8 +2928,8 @@
     </w:lvl>
     <w:lvl w:ilvl="1">
       <w:start w:val="1"/>
-      <w:numFmt w:val="lowerLetter"/>
-      <w:lvlText w:val="%2."/>
+      <w:numFmt w:val="bullet"/>
+      <w:lvlText w:val="○"/>
       <w:lvlJc w:val="left"/>
       <w:pPr>
         <w:ind w:left="1440" w:hanging="360"/>
@@ -2799,8 +2940,8 @@
     </w:lvl>
     <w:lvl w:ilvl="2">
       <w:start w:val="1"/>
-      <w:numFmt w:val="lowerRoman"/>
-      <w:lvlText w:val="%3."/>
+      <w:numFmt w:val="bullet"/>
+      <w:lvlText w:val="■"/>
       <w:lvlJc w:val="left"/>
       <w:pPr>
         <w:ind w:left="2160" w:hanging="360"/>
@@ -2811,8 +2952,8 @@
     </w:lvl>
     <w:lvl w:ilvl="3">
       <w:start w:val="1"/>
-      <w:numFmt w:val="decimal"/>
-      <w:lvlText w:val="%4."/>
+      <w:numFmt w:val="bullet"/>
+      <w:lvlText w:val="●"/>
       <w:lvlJc w:val="left"/>
       <w:pPr>
         <w:ind w:left="2880" w:hanging="360"/>
@@ -2823,8 +2964,8 @@
     </w:lvl>
     <w:lvl w:ilvl="4">
       <w:start w:val="1"/>
-      <w:numFmt w:val="lowerLetter"/>
-      <w:lvlText w:val="%5."/>
+      <w:numFmt w:val="bullet"/>
+      <w:lvlText w:val="○"/>
       <w:lvlJc w:val="left"/>
       <w:pPr>
         <w:ind w:left="3600" w:hanging="360"/>
@@ -2835,8 +2976,8 @@
     </w:lvl>
     <w:lvl w:ilvl="5">
       <w:start w:val="1"/>
-      <w:numFmt w:val="lowerRoman"/>
-      <w:lvlText w:val="%6."/>
+      <w:numFmt w:val="bullet"/>
+      <w:lvlText w:val="■"/>
       <w:lvlJc w:val="left"/>
       <w:pPr>
         <w:ind w:left="4320" w:hanging="360"/>
@@ -2847,8 +2988,8 @@
     </w:lvl>
     <w:lvl w:ilvl="6">
       <w:start w:val="1"/>
-      <w:numFmt w:val="decimal"/>
-      <w:lvlText w:val="%7."/>
+      <w:numFmt w:val="bullet"/>
+      <w:lvlText w:val="●"/>
       <w:lvlJc w:val="left"/>
       <w:pPr>
         <w:ind w:left="5040" w:hanging="360"/>
@@ -2859,8 +3000,8 @@
     </w:lvl>
     <w:lvl w:ilvl="7">
       <w:start w:val="1"/>
-      <w:numFmt w:val="lowerLetter"/>
-      <w:lvlText w:val="%8."/>
+      <w:numFmt w:val="bullet"/>
+      <w:lvlText w:val="○"/>
       <w:lvlJc w:val="left"/>
       <w:pPr>
         <w:ind w:left="5760" w:hanging="360"/>
@@ -2871,8 +3012,8 @@
     </w:lvl>
     <w:lvl w:ilvl="8">
       <w:start w:val="1"/>
-      <w:numFmt w:val="lowerRoman"/>
-      <w:lvlText w:val="%9."/>
+      <w:numFmt w:val="bullet"/>
+      <w:lvlText w:val="■"/>
       <w:lvlJc w:val="left"/>
       <w:pPr>
         <w:ind w:left="6480" w:hanging="360"/>
@@ -2884,7 +3025,7 @@
   </w:abstractNum>
   <w:abstractNum w:abstractNumId="13">
     <w:lvl w:ilvl="0">
-      <w:start w:val="6"/>
+      <w:start w:val="7"/>
       <w:numFmt w:val="decimal"/>
       <w:lvlText w:val="%1."/>
       <w:lvlJc w:val="left"/>
@@ -3202,6 +3343,178 @@
       <w:b w:val="1"/>
       <w:sz w:val="72"/>
       <w:szCs w:val="72"/>
+    </w:rPr>
+  </w:style>
+  <w:style w:type="paragraph" w:styleId="Normal" w:default="1">
+    <w:name w:val="normal"/>
+  </w:style>
+  <w:style w:type="table" w:styleId="TableNormal" w:default="1">
+    <w:name w:val="Table Normal"/>
+  </w:style>
+  <w:style w:type="paragraph" w:styleId="Heading1">
+    <w:name w:val="heading 1"/>
+    <w:basedOn w:val="Normal"/>
+    <w:next w:val="Normal"/>
+    <w:pPr>
+      <w:pBdr>
+        <w:top w:space="0" w:sz="0" w:val="nil"/>
+        <w:left w:space="0" w:sz="0" w:val="nil"/>
+        <w:bottom w:space="0" w:sz="0" w:val="nil"/>
+        <w:right w:space="0" w:sz="0" w:val="nil"/>
+        <w:between w:space="0" w:sz="0" w:val="nil"/>
+      </w:pBdr>
+      <w:shd w:fill="auto" w:val="clear"/>
+      <w:spacing w:after="240" w:before="240" w:lineRule="auto"/>
+    </w:pPr>
+    <w:rPr>
+      <w:b w:val="1"/>
+      <w:i w:val="0"/>
+      <w:sz w:val="48"/>
+      <w:szCs w:val="48"/>
+    </w:rPr>
+  </w:style>
+  <w:style w:type="paragraph" w:styleId="Heading2">
+    <w:name w:val="heading 2"/>
+    <w:basedOn w:val="Normal"/>
+    <w:next w:val="Normal"/>
+    <w:pPr>
+      <w:pBdr>
+        <w:top w:space="0" w:sz="0" w:val="nil"/>
+        <w:left w:space="0" w:sz="0" w:val="nil"/>
+        <w:bottom w:space="0" w:sz="0" w:val="nil"/>
+        <w:right w:space="0" w:sz="0" w:val="nil"/>
+        <w:between w:space="0" w:sz="0" w:val="nil"/>
+      </w:pBdr>
+      <w:shd w:fill="auto" w:val="clear"/>
+      <w:spacing w:after="225" w:before="225" w:lineRule="auto"/>
+    </w:pPr>
+    <w:rPr>
+      <w:b w:val="1"/>
+      <w:i w:val="0"/>
+      <w:sz w:val="36"/>
+      <w:szCs w:val="36"/>
+    </w:rPr>
+  </w:style>
+  <w:style w:type="paragraph" w:styleId="Heading3">
+    <w:name w:val="heading 3"/>
+    <w:basedOn w:val="Normal"/>
+    <w:next w:val="Normal"/>
+    <w:pPr>
+      <w:pBdr>
+        <w:top w:space="0" w:sz="0" w:val="nil"/>
+        <w:left w:space="0" w:sz="0" w:val="nil"/>
+        <w:bottom w:space="0" w:sz="0" w:val="nil"/>
+        <w:right w:space="0" w:sz="0" w:val="nil"/>
+        <w:between w:space="0" w:sz="0" w:val="nil"/>
+      </w:pBdr>
+      <w:shd w:fill="auto" w:val="clear"/>
+      <w:spacing w:after="240" w:before="240" w:lineRule="auto"/>
+    </w:pPr>
+    <w:rPr>
+      <w:b w:val="1"/>
+      <w:i w:val="0"/>
+      <w:sz w:val="28"/>
+      <w:szCs w:val="28"/>
+    </w:rPr>
+  </w:style>
+  <w:style w:type="paragraph" w:styleId="Heading4">
+    <w:name w:val="heading 4"/>
+    <w:basedOn w:val="Normal"/>
+    <w:next w:val="Normal"/>
+    <w:pPr>
+      <w:pBdr>
+        <w:top w:space="0" w:sz="0" w:val="nil"/>
+        <w:left w:space="0" w:sz="0" w:val="nil"/>
+        <w:bottom w:space="0" w:sz="0" w:val="nil"/>
+        <w:right w:space="0" w:sz="0" w:val="nil"/>
+        <w:between w:space="0" w:sz="0" w:val="nil"/>
+      </w:pBdr>
+      <w:shd w:fill="auto" w:val="clear"/>
+      <w:spacing w:after="255" w:before="255" w:lineRule="auto"/>
+    </w:pPr>
+    <w:rPr>
+      <w:b w:val="1"/>
+      <w:i w:val="0"/>
+      <w:sz w:val="24"/>
+      <w:szCs w:val="24"/>
+    </w:rPr>
+  </w:style>
+  <w:style w:type="paragraph" w:styleId="Heading5">
+    <w:name w:val="heading 5"/>
+    <w:basedOn w:val="Normal"/>
+    <w:next w:val="Normal"/>
+    <w:pPr>
+      <w:pBdr>
+        <w:top w:space="0" w:sz="0" w:val="nil"/>
+        <w:left w:space="0" w:sz="0" w:val="nil"/>
+        <w:bottom w:space="0" w:sz="0" w:val="nil"/>
+        <w:right w:space="0" w:sz="0" w:val="nil"/>
+        <w:between w:space="0" w:sz="0" w:val="nil"/>
+      </w:pBdr>
+      <w:shd w:fill="auto" w:val="clear"/>
+      <w:spacing w:after="255" w:before="255" w:lineRule="auto"/>
+    </w:pPr>
+    <w:rPr>
+      <w:b w:val="1"/>
+      <w:i w:val="0"/>
+      <w:sz w:val="18"/>
+      <w:szCs w:val="18"/>
+    </w:rPr>
+  </w:style>
+  <w:style w:type="paragraph" w:styleId="Heading6">
+    <w:name w:val="heading 6"/>
+    <w:basedOn w:val="Normal"/>
+    <w:next w:val="Normal"/>
+    <w:pPr>
+      <w:pBdr>
+        <w:top w:space="0" w:sz="0" w:val="nil"/>
+        <w:left w:space="0" w:sz="0" w:val="nil"/>
+        <w:bottom w:space="0" w:sz="0" w:val="nil"/>
+        <w:right w:space="0" w:sz="0" w:val="nil"/>
+        <w:between w:space="0" w:sz="0" w:val="nil"/>
+      </w:pBdr>
+      <w:shd w:fill="auto" w:val="clear"/>
+      <w:spacing w:after="360" w:before="360" w:lineRule="auto"/>
+    </w:pPr>
+    <w:rPr>
+      <w:b w:val="1"/>
+      <w:i w:val="0"/>
+      <w:sz w:val="16"/>
+      <w:szCs w:val="16"/>
+    </w:rPr>
+  </w:style>
+  <w:style w:type="paragraph" w:styleId="Title">
+    <w:name w:val="Title"/>
+    <w:basedOn w:val="Normal"/>
+    <w:next w:val="Normal"/>
+    <w:pPr>
+      <w:keepNext w:val="1"/>
+      <w:keepLines w:val="1"/>
+      <w:pageBreakBefore w:val="0"/>
+      <w:spacing w:after="120" w:before="480" w:lineRule="auto"/>
+    </w:pPr>
+    <w:rPr>
+      <w:b w:val="1"/>
+      <w:sz w:val="72"/>
+      <w:szCs w:val="72"/>
+    </w:rPr>
+  </w:style>
+  <w:style w:type="paragraph" w:styleId="Subtitle">
+    <w:name w:val="Subtitle"/>
+    <w:basedOn w:val="Normal"/>
+    <w:next w:val="Normal"/>
+    <w:pPr>
+      <w:keepNext w:val="1"/>
+      <w:keepLines w:val="1"/>
+      <w:pageBreakBefore w:val="0"/>
+      <w:spacing w:after="80" w:before="360" w:lineRule="auto"/>
+    </w:pPr>
+    <w:rPr>
+      <w:rFonts w:ascii="Georgia" w:cs="Georgia" w:eastAsia="Georgia" w:hAnsi="Georgia"/>
+      <w:i w:val="1"/>
+      <w:color w:val="666666"/>
+      <w:sz w:val="48"/>
+      <w:szCs w:val="48"/>
     </w:rPr>
   </w:style>
   <w:style w:type="paragraph" w:styleId="Subtitle">
@@ -3543,4 +3856,19 @@
   </a:objectDefaults>
   <a:extraClrSchemeLst/>
 </a:theme>
+</file>
+
+<file path=customXML/item1.xml><?xml version="1.0" encoding="utf-8"?>
+<go:gDocsCustomXmlDataStorage xmlns:go="http://customooxmlschemas.google.com/" xmlns:r="http://schemas.openxmlformats.org/officeDocument/2006/relationships" uri="GoogleDocsCustomDataVersion2">
+  <go:docsCustomData xmlns:go="http://customooxmlschemas.google.com/" roundtripDataSignature="AMtx7mhRSeMTrv3/Mw9XFbgcZ6nt6Oh/GQ==">CgMxLjAyDmguczFraTY2dW8xeDdqMg5oLmYzeTV3eWw5OGU5ZDIOaC5xYjE0MzNkdXh3Y2YyDmgucHAyaHl3amxoNm90Mg5oLml3MmFjNDVqbTI4aTIOaC5mejk5c2sxY3lxNGgyDmguOHJqbGcxZGl2OW1uMg5oLmhldDhxa2Fpd2tudjIOaC5wbmx2NDRxaTR5aGoyDmgucDlkZmIyNm1mOHB0Mg5oLjNnM3EzZGx2OGdmNzIOaC5wZjRoN3I2a3pnbTMyDmgudXV0empmbG50MnNuOABqIQoUc3VnZ2VzdC5mbDE1YWFxbnc3azASCU9tIFRpd2FyaXIhMVlOdUxlWnk2TWs0SHpVX2ZoZGY5MUtMdHFhZmVweHot</go:docsCustomData>
+</go:gDocsCustomXmlDataStorage>
+</file>
+
+<file path=customXML/itemProps1.xml><?xml version="1.0" encoding="utf-8"?>
+<ds:datastoreItem xmlns:ds="http://schemas.openxmlformats.org/officeDocument/2006/customXml" ds:itemID="{11111111-1234-1234-1234-123412341234}">
+  <ds:schemaRefs>
+    <ds:schemaRef ds:uri="http://schemas.openxmlformats.org/officeDocument/2006/relationships"/>
+    <ds:schemaRef ds:uri="http://customooxmlschemas.google.com/"/>
+  </ds:schemaRefs>
+</ds:datastoreItem>
 </file>